--- a/会议问答-逐问逐答干净版-20260909-RNP-Scope交流.docx
+++ b/会议问答-逐问逐答干净版-20260909-RNP-Scope交流.docx
@@ -20,7 +20,7 @@
     </w:p>
     <w:p>
       <w:pPr>
-        <w:spacing w:after="320"/>
+        <w:spacing w:after="60"/>
       </w:pPr>
       <w:r>
         <w:rPr>
@@ -31,7 +31,23 @@
           <w:sz w:val="19"/>
           <w:szCs w:val="19"/>
         </w:rPr>
-        <w:t xml:space="preserve">2026 年 9 月 9 日 · 里约热内卢　|　仅收录会上提出的问题及其全部问答轮次</w:t>
+        <w:t xml:space="preserve">2026 年 9 月 9 日 · 里约热内卢　|　仅收录会上提出的问题及其全部问答轮次　|　发言人按逐字稿 v3.1 标注</w:t>
+      </w:r>
+    </w:p>
+    <w:p>
+      <w:pPr>
+        <w:spacing w:after="320"/>
+      </w:pPr>
+      <w:r>
+        <w:rPr>
+          <w:rFonts w:ascii="微软雅黑" w:cs="微软雅黑" w:eastAsia="微软雅黑" w:hAnsi="微软雅黑"/>
+          <w:b w:val="false"/>
+          <w:bCs w:val="false"/>
+          <w:color w:val="6B6B6B"/>
+          <w:sz w:val="18"/>
+          <w:szCs w:val="18"/>
+        </w:rPr>
+        <w:t xml:space="preserve">RNP·现场·项目 / RNP·现场·技术：共用会场麦克风、无法拆分到人的两位现场主问人；带 ? 的姓名为按上下文推断。</w:t>
       </w:r>
     </w:p>
     <w:p>
@@ -77,7 +93,7 @@
           <w:sz w:val="21"/>
           <w:szCs w:val="21"/>
         </w:rPr>
-        <w:t xml:space="preserve">RNP：</w:t>
+        <w:t xml:space="preserve">RNP·现场·技术：</w:t>
       </w:r>
       <w:r>
         <w:rPr>
@@ -106,7 +122,7 @@
           <w:sz w:val="21"/>
           <w:szCs w:val="21"/>
         </w:rPr>
-        <w:t xml:space="preserve">讯飞：</w:t>
+        <w:t xml:space="preserve">徐唯（讯飞）：</w:t>
       </w:r>
       <w:r>
         <w:rPr>
@@ -163,7 +179,7 @@
           <w:sz w:val="21"/>
           <w:szCs w:val="21"/>
         </w:rPr>
-        <w:t xml:space="preserve">RNP：</w:t>
+        <w:t xml:space="preserve">RNP·现场·技术：</w:t>
       </w:r>
       <w:r>
         <w:rPr>
@@ -192,7 +208,7 @@
           <w:sz w:val="21"/>
           <w:szCs w:val="21"/>
         </w:rPr>
-        <w:t xml:space="preserve">讯飞：</w:t>
+        <w:t xml:space="preserve">徐唯（讯飞）：</w:t>
       </w:r>
       <w:r>
         <w:rPr>
@@ -221,7 +237,7 @@
           <w:sz w:val="21"/>
           <w:szCs w:val="21"/>
         </w:rPr>
-        <w:t xml:space="preserve">RNP：</w:t>
+        <w:t xml:space="preserve">RNP·现场·技术：</w:t>
       </w:r>
       <w:r>
         <w:rPr>
@@ -250,7 +266,7 @@
           <w:sz w:val="21"/>
           <w:szCs w:val="21"/>
         </w:rPr>
-        <w:t xml:space="preserve">讯飞：</w:t>
+        <w:t xml:space="preserve">徐唯（讯飞）：</w:t>
       </w:r>
       <w:r>
         <w:rPr>
@@ -307,7 +323,7 @@
           <w:sz w:val="21"/>
           <w:szCs w:val="21"/>
         </w:rPr>
-        <w:t xml:space="preserve">RNP：</w:t>
+        <w:t xml:space="preserve">RNP·现场·项目：</w:t>
       </w:r>
       <w:r>
         <w:rPr>
@@ -336,36 +352,65 @@
           <w:sz w:val="21"/>
           <w:szCs w:val="21"/>
         </w:rPr>
-        <w:t xml:space="preserve">讯飞：</w:t>
-      </w:r>
-      <w:r>
-        <w:rPr>
-          <w:rFonts w:ascii="微软雅黑" w:cs="微软雅黑" w:eastAsia="微软雅黑" w:hAnsi="微软雅黑"/>
-          <w:b w:val="false"/>
-          <w:bCs w:val="false"/>
-          <w:color w:val="1D1D1A"/>
-          <w:sz w:val="21"/>
-          <w:szCs w:val="21"/>
-        </w:rPr>
-        <w:t xml:space="preserve">不——我们需要数据中心、需要服务器来交付我们的软件。我们需要一步一步来。是的，我会在交付计划里详细说明。实际上在数据中心建成之后——这个平台需要部署到 AI 超算中心，才能按设计运行。</w:t>
-      </w:r>
-    </w:p>
-    <w:p>
-      <w:pPr>
-        <w:keepNext w:val="false"/>
-        <w:spacing w:after="100" w:line="330"/>
-        <w:ind w:left="600" w:hanging="600"/>
-      </w:pPr>
-      <w:r>
-        <w:rPr>
-          <w:rFonts w:ascii="微软雅黑" w:cs="微软雅黑" w:eastAsia="微软雅黑" w:hAnsi="微软雅黑"/>
-          <w:b/>
-          <w:bCs/>
-          <w:color w:val="0057A8"/>
-          <w:sz w:val="21"/>
-          <w:szCs w:val="21"/>
-        </w:rPr>
-        <w:t xml:space="preserve">RNP：</w:t>
+        <w:t xml:space="preserve">徐唯（讯飞）：</w:t>
+      </w:r>
+      <w:r>
+        <w:rPr>
+          <w:rFonts w:ascii="微软雅黑" w:cs="微软雅黑" w:eastAsia="微软雅黑" w:hAnsi="微软雅黑"/>
+          <w:b w:val="false"/>
+          <w:bCs w:val="false"/>
+          <w:color w:val="1D1D1A"/>
+          <w:sz w:val="21"/>
+          <w:szCs w:val="21"/>
+        </w:rPr>
+        <w:t xml:space="preserve">不——我们需要数据中心、需要服务器来交付我们的软件。我们需要一步一步来。</w:t>
+      </w:r>
+    </w:p>
+    <w:p>
+      <w:pPr>
+        <w:keepNext w:val="false"/>
+        <w:spacing w:after="100" w:line="330"/>
+        <w:ind w:left="600" w:hanging="600"/>
+      </w:pPr>
+      <w:r>
+        <w:rPr>
+          <w:rFonts w:ascii="微软雅黑" w:cs="微软雅黑" w:eastAsia="微软雅黑" w:hAnsi="微软雅黑"/>
+          <w:b/>
+          <w:bCs/>
+          <w:color w:val="C00000"/>
+          <w:sz w:val="21"/>
+          <w:szCs w:val="21"/>
+        </w:rPr>
+        <w:t xml:space="preserve">陈昊（讯飞）：</w:t>
+      </w:r>
+      <w:r>
+        <w:rPr>
+          <w:rFonts w:ascii="微软雅黑" w:cs="微软雅黑" w:eastAsia="微软雅黑" w:hAnsi="微软雅黑"/>
+          <w:b w:val="false"/>
+          <w:bCs w:val="false"/>
+          <w:color w:val="1D1D1A"/>
+          <w:sz w:val="21"/>
+          <w:szCs w:val="21"/>
+        </w:rPr>
+        <w:t xml:space="preserve">是的，我会在交付计划里详细说明。实际上在数据中心建成之后——这个平台需要部署到 AI 超算中心，才能按设计运行。</w:t>
+      </w:r>
+    </w:p>
+    <w:p>
+      <w:pPr>
+        <w:keepNext w:val="false"/>
+        <w:spacing w:after="100" w:line="330"/>
+        <w:ind w:left="600" w:hanging="600"/>
+      </w:pPr>
+      <w:r>
+        <w:rPr>
+          <w:rFonts w:ascii="微软雅黑" w:cs="微软雅黑" w:eastAsia="微软雅黑" w:hAnsi="微软雅黑"/>
+          <w:b/>
+          <w:bCs/>
+          <w:color w:val="0057A8"/>
+          <w:sz w:val="21"/>
+          <w:szCs w:val="21"/>
+        </w:rPr>
+        <w:t xml:space="preserve">RNP·现场·项目：</w:t>
       </w:r>
       <w:r>
         <w:rPr>
@@ -394,7 +439,7 @@
           <w:sz w:val="21"/>
           <w:szCs w:val="21"/>
         </w:rPr>
-        <w:t xml:space="preserve">讯飞：</w:t>
+        <w:t xml:space="preserve">陈昊（讯飞）：</w:t>
       </w:r>
       <w:r>
         <w:rPr>
@@ -451,7 +496,7 @@
           <w:sz w:val="21"/>
           <w:szCs w:val="21"/>
         </w:rPr>
-        <w:t xml:space="preserve">RNP：</w:t>
+        <w:t xml:space="preserve">RNP·现场·技术：</w:t>
       </w:r>
       <w:r>
         <w:rPr>
@@ -480,7 +525,7 @@
           <w:sz w:val="21"/>
           <w:szCs w:val="21"/>
         </w:rPr>
-        <w:t xml:space="preserve">RNP：</w:t>
+        <w:t xml:space="preserve">RNP·现场·技术：</w:t>
       </w:r>
       <w:r>
         <w:rPr>
@@ -509,7 +554,7 @@
           <w:sz w:val="21"/>
           <w:szCs w:val="21"/>
         </w:rPr>
-        <w:t xml:space="preserve">讯飞：</w:t>
+        <w:t xml:space="preserve">徐唯（讯飞）：</w:t>
       </w:r>
       <w:r>
         <w:rPr>
@@ -538,7 +583,7 @@
           <w:sz w:val="21"/>
           <w:szCs w:val="21"/>
         </w:rPr>
-        <w:t xml:space="preserve">RNP：</w:t>
+        <w:t xml:space="preserve">RNP·现场·技术：</w:t>
       </w:r>
       <w:r>
         <w:rPr>
@@ -567,7 +612,7 @@
           <w:sz w:val="21"/>
           <w:szCs w:val="21"/>
         </w:rPr>
-        <w:t xml:space="preserve">讯飞：</w:t>
+        <w:t xml:space="preserve">陈昊（讯飞）：</w:t>
       </w:r>
       <w:r>
         <w:rPr>
@@ -596,7 +641,7 @@
           <w:sz w:val="21"/>
           <w:szCs w:val="21"/>
         </w:rPr>
-        <w:t xml:space="preserve">RNP：</w:t>
+        <w:t xml:space="preserve">RNP·现场·技术：</w:t>
       </w:r>
       <w:r>
         <w:rPr>
@@ -653,7 +698,7 @@
           <w:sz w:val="21"/>
           <w:szCs w:val="21"/>
         </w:rPr>
-        <w:t xml:space="preserve">RNP：</w:t>
+        <w:t xml:space="preserve">RNP·现场·项目：</w:t>
       </w:r>
       <w:r>
         <w:rPr>
@@ -682,7 +727,7 @@
           <w:sz w:val="21"/>
           <w:szCs w:val="21"/>
         </w:rPr>
-        <w:t xml:space="preserve">讯飞：</w:t>
+        <w:t xml:space="preserve">徐唯（讯飞）：</w:t>
       </w:r>
       <w:r>
         <w:rPr>
@@ -711,7 +756,7 @@
           <w:sz w:val="21"/>
           <w:szCs w:val="21"/>
         </w:rPr>
-        <w:t xml:space="preserve">RNP：</w:t>
+        <w:t xml:space="preserve">RNP·现场·项目：</w:t>
       </w:r>
       <w:r>
         <w:rPr>
@@ -740,7 +785,7 @@
           <w:sz w:val="21"/>
           <w:szCs w:val="21"/>
         </w:rPr>
-        <w:t xml:space="preserve">讯飞：</w:t>
+        <w:t xml:space="preserve">徐唯（讯飞）：</w:t>
       </w:r>
       <w:r>
         <w:rPr>
@@ -797,7 +842,7 @@
           <w:sz w:val="21"/>
           <w:szCs w:val="21"/>
         </w:rPr>
-        <w:t xml:space="preserve">RNP：</w:t>
+        <w:t xml:space="preserve">RNP·现场·项目：</w:t>
       </w:r>
       <w:r>
         <w:rPr>
@@ -826,7 +871,7 @@
           <w:sz w:val="21"/>
           <w:szCs w:val="21"/>
         </w:rPr>
-        <w:t xml:space="preserve">RNP：</w:t>
+        <w:t xml:space="preserve">RNP·现场·项目：</w:t>
       </w:r>
       <w:r>
         <w:rPr>
@@ -855,7 +900,7 @@
           <w:sz w:val="21"/>
           <w:szCs w:val="21"/>
         </w:rPr>
-        <w:t xml:space="preserve">RNP：</w:t>
+        <w:t xml:space="preserve">RNP·现场·项目：</w:t>
       </w:r>
       <w:r>
         <w:rPr>
@@ -884,7 +929,7 @@
           <w:sz w:val="21"/>
           <w:szCs w:val="21"/>
         </w:rPr>
-        <w:t xml:space="preserve">讯飞：</w:t>
+        <w:t xml:space="preserve">徐唯（讯飞）：</w:t>
       </w:r>
       <w:r>
         <w:rPr>
@@ -913,7 +958,7 @@
           <w:sz w:val="21"/>
           <w:szCs w:val="21"/>
         </w:rPr>
-        <w:t xml:space="preserve">讯飞：</w:t>
+        <w:t xml:space="preserve">徐唯（讯飞）：</w:t>
       </w:r>
       <w:r>
         <w:rPr>
@@ -942,7 +987,7 @@
           <w:sz w:val="21"/>
           <w:szCs w:val="21"/>
         </w:rPr>
-        <w:t xml:space="preserve">讯飞：</w:t>
+        <w:t xml:space="preserve">徐唯（讯飞）：</w:t>
       </w:r>
       <w:r>
         <w:rPr>
@@ -971,7 +1016,7 @@
           <w:sz w:val="21"/>
           <w:szCs w:val="21"/>
         </w:rPr>
-        <w:t xml:space="preserve">讯飞：</w:t>
+        <w:t xml:space="preserve">徐唯（讯飞）：</w:t>
       </w:r>
       <w:r>
         <w:rPr>
@@ -1000,7 +1045,7 @@
           <w:sz w:val="21"/>
           <w:szCs w:val="21"/>
         </w:rPr>
-        <w:t xml:space="preserve">RNP：</w:t>
+        <w:t xml:space="preserve">RNP·现场·项目：</w:t>
       </w:r>
       <w:r>
         <w:rPr>
@@ -1029,7 +1074,7 @@
           <w:sz w:val="21"/>
           <w:szCs w:val="21"/>
         </w:rPr>
-        <w:t xml:space="preserve">讯飞：</w:t>
+        <w:t xml:space="preserve">徐唯（讯飞）：</w:t>
       </w:r>
       <w:r>
         <w:rPr>
@@ -1058,7 +1103,7 @@
           <w:sz w:val="21"/>
           <w:szCs w:val="21"/>
         </w:rPr>
-        <w:t xml:space="preserve">讯飞：</w:t>
+        <w:t xml:space="preserve">徐唯（讯飞）：</w:t>
       </w:r>
       <w:r>
         <w:rPr>
@@ -1087,7 +1132,7 @@
           <w:sz w:val="21"/>
           <w:szCs w:val="21"/>
         </w:rPr>
-        <w:t xml:space="preserve">讯飞：</w:t>
+        <w:t xml:space="preserve">陈昊（讯飞）：</w:t>
       </w:r>
       <w:r>
         <w:rPr>
@@ -1116,7 +1161,7 @@
           <w:sz w:val="21"/>
           <w:szCs w:val="21"/>
         </w:rPr>
-        <w:t xml:space="preserve">讯飞：</w:t>
+        <w:t xml:space="preserve">陈昊（讯飞）：</w:t>
       </w:r>
       <w:r>
         <w:rPr>
@@ -1145,18 +1190,18 @@
           <w:sz w:val="21"/>
           <w:szCs w:val="21"/>
         </w:rPr>
-        <w:t xml:space="preserve">RNP：</w:t>
-      </w:r>
-      <w:r>
-        <w:rPr>
-          <w:rFonts w:ascii="微软雅黑" w:cs="微软雅黑" w:eastAsia="微软雅黑" w:hAnsi="微软雅黑"/>
-          <w:b w:val="false"/>
-          <w:bCs w:val="false"/>
-          <w:color w:val="1D1D1A"/>
-          <w:sz w:val="21"/>
-          <w:szCs w:val="21"/>
-        </w:rPr>
-        <w:t xml:space="preserve">清楚。我们线上有一个问题。</w:t>
+        <w:t xml:space="preserve">RNP·现场·项目：</w:t>
+      </w:r>
+      <w:r>
+        <w:rPr>
+          <w:rFonts w:ascii="微软雅黑" w:cs="微软雅黑" w:eastAsia="微软雅黑" w:hAnsi="微软雅黑"/>
+          <w:b w:val="false"/>
+          <w:bCs w:val="false"/>
+          <w:color w:val="1D1D1A"/>
+          <w:sz w:val="21"/>
+          <w:szCs w:val="21"/>
+        </w:rPr>
+        <w:t xml:space="preserve">清楚。我们线上有一个问题。Maritza，你还想提你的问题吗？</w:t>
       </w:r>
     </w:p>
     <w:p>
@@ -1202,7 +1247,7 @@
           <w:sz w:val="21"/>
           <w:szCs w:val="21"/>
         </w:rPr>
-        <w:t xml:space="preserve">RNP：</w:t>
+        <w:t xml:space="preserve">Marisa Carvalho（RNP·远程）：</w:t>
       </w:r>
       <w:r>
         <w:rPr>
@@ -1231,7 +1276,7 @@
           <w:sz w:val="21"/>
           <w:szCs w:val="21"/>
         </w:rPr>
-        <w:t xml:space="preserve">讯飞：</w:t>
+        <w:t xml:space="preserve">徐唯（讯飞）：</w:t>
       </w:r>
       <w:r>
         <w:rPr>
@@ -1260,7 +1305,7 @@
           <w:sz w:val="21"/>
           <w:szCs w:val="21"/>
         </w:rPr>
-        <w:t xml:space="preserve">讯飞：</w:t>
+        <w:t xml:space="preserve">陈昊（讯飞）：</w:t>
       </w:r>
       <w:r>
         <w:rPr>
@@ -1317,7 +1362,7 @@
           <w:sz w:val="21"/>
           <w:szCs w:val="21"/>
         </w:rPr>
-        <w:t xml:space="preserve">RNP：</w:t>
+        <w:t xml:space="preserve">RNP·现场·技术：</w:t>
       </w:r>
       <w:r>
         <w:rPr>
@@ -1346,7 +1391,7 @@
           <w:sz w:val="21"/>
           <w:szCs w:val="21"/>
         </w:rPr>
-        <w:t xml:space="preserve">RNP：</w:t>
+        <w:t xml:space="preserve">RNP·现场·技术：</w:t>
       </w:r>
       <w:r>
         <w:rPr>
@@ -1375,7 +1420,7 @@
           <w:sz w:val="21"/>
           <w:szCs w:val="21"/>
         </w:rPr>
-        <w:t xml:space="preserve">RNP：</w:t>
+        <w:t xml:space="preserve">Marisa Carvalho（RNP·远程）：</w:t>
       </w:r>
       <w:r>
         <w:rPr>
@@ -1404,7 +1449,7 @@
           <w:sz w:val="21"/>
           <w:szCs w:val="21"/>
         </w:rPr>
-        <w:t xml:space="preserve">RNP：</w:t>
+        <w:t xml:space="preserve">Marisa Carvalho（RNP·远程）：</w:t>
       </w:r>
       <w:r>
         <w:rPr>
@@ -1433,7 +1478,7 @@
           <w:sz w:val="21"/>
           <w:szCs w:val="21"/>
         </w:rPr>
-        <w:t xml:space="preserve">讯飞：</w:t>
+        <w:t xml:space="preserve">陈昊（讯飞）：</w:t>
       </w:r>
       <w:r>
         <w:rPr>
@@ -1462,7 +1507,7 @@
           <w:sz w:val="21"/>
           <w:szCs w:val="21"/>
         </w:rPr>
-        <w:t xml:space="preserve">讯飞：</w:t>
+        <w:t xml:space="preserve">陈昊（讯飞）：</w:t>
       </w:r>
       <w:r>
         <w:rPr>
@@ -1519,7 +1564,7 @@
           <w:sz w:val="21"/>
           <w:szCs w:val="21"/>
         </w:rPr>
-        <w:t xml:space="preserve">RNP：</w:t>
+        <w:t xml:space="preserve">RNP·现场·技术：</w:t>
       </w:r>
       <w:r>
         <w:rPr>
@@ -1548,7 +1593,7 @@
           <w:sz w:val="21"/>
           <w:szCs w:val="21"/>
         </w:rPr>
-        <w:t xml:space="preserve">讯飞：</w:t>
+        <w:t xml:space="preserve">徐唯（讯飞）：</w:t>
       </w:r>
       <w:r>
         <w:rPr>
@@ -1577,7 +1622,7 @@
           <w:sz w:val="21"/>
           <w:szCs w:val="21"/>
         </w:rPr>
-        <w:t xml:space="preserve">RNP：</w:t>
+        <w:t xml:space="preserve">RNP·现场·技术：</w:t>
       </w:r>
       <w:r>
         <w:rPr>
@@ -1606,7 +1651,7 @@
           <w:sz w:val="21"/>
           <w:szCs w:val="21"/>
         </w:rPr>
-        <w:t xml:space="preserve">讯飞：</w:t>
+        <w:t xml:space="preserve">徐唯（讯飞）：</w:t>
       </w:r>
       <w:r>
         <w:rPr>
@@ -1635,7 +1680,7 @@
           <w:sz w:val="21"/>
           <w:szCs w:val="21"/>
         </w:rPr>
-        <w:t xml:space="preserve">讯飞：</w:t>
+        <w:t xml:space="preserve">陈昊（讯飞）：</w:t>
       </w:r>
       <w:r>
         <w:rPr>
@@ -1664,7 +1709,7 @@
           <w:sz w:val="21"/>
           <w:szCs w:val="21"/>
         </w:rPr>
-        <w:t xml:space="preserve">RNP：</w:t>
+        <w:t xml:space="preserve">RNP·现场·项目：</w:t>
       </w:r>
       <w:r>
         <w:rPr>
@@ -1693,7 +1738,7 @@
           <w:sz w:val="21"/>
           <w:szCs w:val="21"/>
         </w:rPr>
-        <w:t xml:space="preserve">讯飞：</w:t>
+        <w:t xml:space="preserve">徐唯（讯飞）：</w:t>
       </w:r>
       <w:r>
         <w:rPr>
@@ -1722,7 +1767,7 @@
           <w:sz w:val="21"/>
           <w:szCs w:val="21"/>
         </w:rPr>
-        <w:t xml:space="preserve">RNP：</w:t>
+        <w:t xml:space="preserve">RNP·现场·项目：</w:t>
       </w:r>
       <w:r>
         <w:rPr>
@@ -1751,7 +1796,7 @@
           <w:sz w:val="21"/>
           <w:szCs w:val="21"/>
         </w:rPr>
-        <w:t xml:space="preserve">RNP：</w:t>
+        <w:t xml:space="preserve">RNP·现场·项目：</w:t>
       </w:r>
       <w:r>
         <w:rPr>
@@ -1780,7 +1825,7 @@
           <w:sz w:val="21"/>
           <w:szCs w:val="21"/>
         </w:rPr>
-        <w:t xml:space="preserve">讯飞：</w:t>
+        <w:t xml:space="preserve">徐唯（讯飞）：</w:t>
       </w:r>
       <w:r>
         <w:rPr>
@@ -1809,7 +1854,7 @@
           <w:sz w:val="21"/>
           <w:szCs w:val="21"/>
         </w:rPr>
-        <w:t xml:space="preserve">RNP：</w:t>
+        <w:t xml:space="preserve">RNP·现场·项目：</w:t>
       </w:r>
       <w:r>
         <w:rPr>
@@ -1838,7 +1883,7 @@
           <w:sz w:val="21"/>
           <w:szCs w:val="21"/>
         </w:rPr>
-        <w:t xml:space="preserve">讯飞：</w:t>
+        <w:t xml:space="preserve">徐唯（讯飞）：</w:t>
       </w:r>
       <w:r>
         <w:rPr>
@@ -1895,7 +1940,7 @@
           <w:sz w:val="21"/>
           <w:szCs w:val="21"/>
         </w:rPr>
-        <w:t xml:space="preserve">RNP：</w:t>
+        <w:t xml:space="preserve">RNP·现场·技术：</w:t>
       </w:r>
       <w:r>
         <w:rPr>
@@ -1924,7 +1969,7 @@
           <w:sz w:val="21"/>
           <w:szCs w:val="21"/>
         </w:rPr>
-        <w:t xml:space="preserve">讯飞：</w:t>
+        <w:t xml:space="preserve">徐唯（讯飞）：</w:t>
       </w:r>
       <w:r>
         <w:rPr>
@@ -1981,7 +2026,7 @@
           <w:sz w:val="21"/>
           <w:szCs w:val="21"/>
         </w:rPr>
-        <w:t xml:space="preserve">RNP：</w:t>
+        <w:t xml:space="preserve">RNP·现场·技术：</w:t>
       </w:r>
       <w:r>
         <w:rPr>
@@ -2010,7 +2055,7 @@
           <w:sz w:val="21"/>
           <w:szCs w:val="21"/>
         </w:rPr>
-        <w:t xml:space="preserve">讯飞：</w:t>
+        <w:t xml:space="preserve">徐唯（讯飞）：</w:t>
       </w:r>
       <w:r>
         <w:rPr>
@@ -2039,36 +2084,65 @@
           <w:sz w:val="21"/>
           <w:szCs w:val="21"/>
         </w:rPr>
-        <w:t xml:space="preserve">讯飞：</w:t>
-      </w:r>
-      <w:r>
-        <w:rPr>
-          <w:rFonts w:ascii="微软雅黑" w:cs="微软雅黑" w:eastAsia="微软雅黑" w:hAnsi="微软雅黑"/>
-          <w:b w:val="false"/>
-          <w:bCs w:val="false"/>
-          <w:color w:val="1D1D1A"/>
-          <w:sz w:val="21"/>
-          <w:szCs w:val="21"/>
-        </w:rPr>
-        <w:t xml:space="preserve">用公开数据训练也一样——是的。对于公开数据，我们可以在中国提供算力，因为这些数据不敏感，是公开的。我们可以基于中国的远程算力做一些知识转移。这是可以的。</w:t>
-      </w:r>
-    </w:p>
-    <w:p>
-      <w:pPr>
-        <w:keepNext w:val="false"/>
-        <w:spacing w:after="100" w:line="330"/>
-        <w:ind w:left="600" w:hanging="600"/>
-      </w:pPr>
-      <w:r>
-        <w:rPr>
-          <w:rFonts w:ascii="微软雅黑" w:cs="微软雅黑" w:eastAsia="微软雅黑" w:hAnsi="微软雅黑"/>
-          <w:b/>
-          <w:bCs/>
-          <w:color w:val="0057A8"/>
-          <w:sz w:val="21"/>
-          <w:szCs w:val="21"/>
-        </w:rPr>
-        <w:t xml:space="preserve">RNP：</w:t>
+        <w:t xml:space="preserve">陈昊（讯飞）：</w:t>
+      </w:r>
+      <w:r>
+        <w:rPr>
+          <w:rFonts w:ascii="微软雅黑" w:cs="微软雅黑" w:eastAsia="微软雅黑" w:hAnsi="微软雅黑"/>
+          <w:b w:val="false"/>
+          <w:bCs w:val="false"/>
+          <w:color w:val="1D1D1A"/>
+          <w:sz w:val="21"/>
+          <w:szCs w:val="21"/>
+        </w:rPr>
+        <w:t xml:space="preserve">用公开数据训练也一样——是的。对于公开数据，我们可以在中国提供算力，因为这些数据不敏感，是公开的。</w:t>
+      </w:r>
+    </w:p>
+    <w:p>
+      <w:pPr>
+        <w:keepNext w:val="false"/>
+        <w:spacing w:after="100" w:line="330"/>
+        <w:ind w:left="600" w:hanging="600"/>
+      </w:pPr>
+      <w:r>
+        <w:rPr>
+          <w:rFonts w:ascii="微软雅黑" w:cs="微软雅黑" w:eastAsia="微软雅黑" w:hAnsi="微软雅黑"/>
+          <w:b/>
+          <w:bCs/>
+          <w:color w:val="C00000"/>
+          <w:sz w:val="21"/>
+          <w:szCs w:val="21"/>
+        </w:rPr>
+        <w:t xml:space="preserve">徐唯（讯飞）：</w:t>
+      </w:r>
+      <w:r>
+        <w:rPr>
+          <w:rFonts w:ascii="微软雅黑" w:cs="微软雅黑" w:eastAsia="微软雅黑" w:hAnsi="微软雅黑"/>
+          <w:b w:val="false"/>
+          <w:bCs w:val="false"/>
+          <w:color w:val="1D1D1A"/>
+          <w:sz w:val="21"/>
+          <w:szCs w:val="21"/>
+        </w:rPr>
+        <w:t xml:space="preserve">我们可以基于中国的远程算力做一些知识转移。这是可以的。</w:t>
+      </w:r>
+    </w:p>
+    <w:p>
+      <w:pPr>
+        <w:keepNext w:val="false"/>
+        <w:spacing w:after="100" w:line="330"/>
+        <w:ind w:left="600" w:hanging="600"/>
+      </w:pPr>
+      <w:r>
+        <w:rPr>
+          <w:rFonts w:ascii="微软雅黑" w:cs="微软雅黑" w:eastAsia="微软雅黑" w:hAnsi="微软雅黑"/>
+          <w:b/>
+          <w:bCs/>
+          <w:color w:val="0057A8"/>
+          <w:sz w:val="21"/>
+          <w:szCs w:val="21"/>
+        </w:rPr>
+        <w:t xml:space="preserve">RNP·现场·技术：</w:t>
       </w:r>
       <w:r>
         <w:rPr>
@@ -2097,7 +2171,7 @@
           <w:sz w:val="21"/>
           <w:szCs w:val="21"/>
         </w:rPr>
-        <w:t xml:space="preserve">讯飞：</w:t>
+        <w:t xml:space="preserve">陈昊（讯飞）：</w:t>
       </w:r>
       <w:r>
         <w:rPr>
@@ -2154,7 +2228,7 @@
           <w:sz w:val="21"/>
           <w:szCs w:val="21"/>
         </w:rPr>
-        <w:t xml:space="preserve">RNP：</w:t>
+        <w:t xml:space="preserve">Marisa Carvalho（RNP·远程）：</w:t>
       </w:r>
       <w:r>
         <w:rPr>
@@ -2183,7 +2257,7 @@
           <w:sz w:val="21"/>
           <w:szCs w:val="21"/>
         </w:rPr>
-        <w:t xml:space="preserve">讯飞：</w:t>
+        <w:t xml:space="preserve">徐唯（讯飞）：</w:t>
       </w:r>
       <w:r>
         <w:rPr>
@@ -2212,7 +2286,7 @@
           <w:sz w:val="21"/>
           <w:szCs w:val="21"/>
         </w:rPr>
-        <w:t xml:space="preserve">讯飞：</w:t>
+        <w:t xml:space="preserve">徐唯（讯飞）：</w:t>
       </w:r>
       <w:r>
         <w:rPr>
@@ -2269,7 +2343,7 @@
           <w:sz w:val="21"/>
           <w:szCs w:val="21"/>
         </w:rPr>
-        <w:t xml:space="preserve">RNP：</w:t>
+        <w:t xml:space="preserve">Marisa Carvalho（RNP·远程）：</w:t>
       </w:r>
       <w:r>
         <w:rPr>
@@ -2298,7 +2372,7 @@
           <w:sz w:val="21"/>
           <w:szCs w:val="21"/>
         </w:rPr>
-        <w:t xml:space="preserve">讯飞：</w:t>
+        <w:t xml:space="preserve">徐唯（讯飞）：</w:t>
       </w:r>
       <w:r>
         <w:rPr>
@@ -2327,7 +2401,7 @@
           <w:sz w:val="21"/>
           <w:szCs w:val="21"/>
         </w:rPr>
-        <w:t xml:space="preserve">讯飞：</w:t>
+        <w:t xml:space="preserve">徐唯（讯飞）：</w:t>
       </w:r>
       <w:r>
         <w:rPr>
@@ -2384,7 +2458,7 @@
           <w:sz w:val="21"/>
           <w:szCs w:val="21"/>
         </w:rPr>
-        <w:t xml:space="preserve">RNP：</w:t>
+        <w:t xml:space="preserve">Enzo（RNP·远程）：</w:t>
       </w:r>
       <w:r>
         <w:rPr>
@@ -2413,7 +2487,7 @@
           <w:sz w:val="21"/>
           <w:szCs w:val="21"/>
         </w:rPr>
-        <w:t xml:space="preserve">讯飞：</w:t>
+        <w:t xml:space="preserve">陈昊（讯飞）：</w:t>
       </w:r>
       <w:r>
         <w:rPr>
@@ -2470,7 +2544,7 @@
           <w:sz w:val="21"/>
           <w:szCs w:val="21"/>
         </w:rPr>
-        <w:t xml:space="preserve">RNP：</w:t>
+        <w:t xml:space="preserve">Enzo（RNP·远程）：</w:t>
       </w:r>
       <w:r>
         <w:rPr>
@@ -2499,7 +2573,7 @@
           <w:sz w:val="21"/>
           <w:szCs w:val="21"/>
         </w:rPr>
-        <w:t xml:space="preserve">讯飞：</w:t>
+        <w:t xml:space="preserve">陈昊（讯飞）：</w:t>
       </w:r>
       <w:r>
         <w:rPr>
@@ -2556,7 +2630,7 @@
           <w:sz w:val="21"/>
           <w:szCs w:val="21"/>
         </w:rPr>
-        <w:t xml:space="preserve">RNP：</w:t>
+        <w:t xml:space="preserve">Enzo（RNP·远程）：</w:t>
       </w:r>
       <w:r>
         <w:rPr>
@@ -2585,36 +2659,36 @@
           <w:sz w:val="21"/>
           <w:szCs w:val="21"/>
         </w:rPr>
-        <w:t xml:space="preserve">讯飞：</w:t>
-      </w:r>
-      <w:r>
-        <w:rPr>
-          <w:rFonts w:ascii="微软雅黑" w:cs="微软雅黑" w:eastAsia="微软雅黑" w:hAnsi="微软雅黑"/>
-          <w:b w:val="false"/>
-          <w:bCs w:val="false"/>
-          <w:color w:val="1D1D1A"/>
-          <w:sz w:val="21"/>
-          <w:szCs w:val="21"/>
-        </w:rPr>
-        <w:t xml:space="preserve">实际上这一点在五月已经澄清过了。我想我当时直接和你们的项目负责人谈过。</w:t>
-      </w:r>
-    </w:p>
-    <w:p>
-      <w:pPr>
-        <w:keepNext w:val="false"/>
-        <w:spacing w:after="100" w:line="330"/>
-        <w:ind w:left="600" w:hanging="600"/>
-      </w:pPr>
-      <w:r>
-        <w:rPr>
-          <w:rFonts w:ascii="微软雅黑" w:cs="微软雅黑" w:eastAsia="微软雅黑" w:hAnsi="微软雅黑"/>
-          <w:b/>
-          <w:bCs/>
-          <w:color w:val="C00000"/>
-          <w:sz w:val="21"/>
-          <w:szCs w:val="21"/>
-        </w:rPr>
-        <w:t xml:space="preserve">讯飞：</w:t>
+        <w:t xml:space="preserve">陈昊（讯飞）：</w:t>
+      </w:r>
+      <w:r>
+        <w:rPr>
+          <w:rFonts w:ascii="微软雅黑" w:cs="微软雅黑" w:eastAsia="微软雅黑" w:hAnsi="微软雅黑"/>
+          <w:b w:val="false"/>
+          <w:bCs w:val="false"/>
+          <w:color w:val="1D1D1A"/>
+          <w:sz w:val="21"/>
+          <w:szCs w:val="21"/>
+        </w:rPr>
+        <w:t xml:space="preserve">实际上这一点在五月已经澄清过了。我想我当时直接和 Iara 女士谈过。</w:t>
+      </w:r>
+    </w:p>
+    <w:p>
+      <w:pPr>
+        <w:keepNext w:val="false"/>
+        <w:spacing w:after="100" w:line="330"/>
+        <w:ind w:left="600" w:hanging="600"/>
+      </w:pPr>
+      <w:r>
+        <w:rPr>
+          <w:rFonts w:ascii="微软雅黑" w:cs="微软雅黑" w:eastAsia="微软雅黑" w:hAnsi="微软雅黑"/>
+          <w:b/>
+          <w:bCs/>
+          <w:color w:val="C00000"/>
+          <w:sz w:val="21"/>
+          <w:szCs w:val="21"/>
+        </w:rPr>
+        <w:t xml:space="preserve">陈昊（讯飞）：</w:t>
       </w:r>
       <w:r>
         <w:rPr>
@@ -2643,7 +2717,7 @@
           <w:sz w:val="21"/>
           <w:szCs w:val="21"/>
         </w:rPr>
-        <w:t xml:space="preserve">讯飞：</w:t>
+        <w:t xml:space="preserve">徐唯（讯飞）：</w:t>
       </w:r>
       <w:r>
         <w:rPr>
@@ -2672,7 +2746,7 @@
           <w:sz w:val="21"/>
           <w:szCs w:val="21"/>
         </w:rPr>
-        <w:t xml:space="preserve">RNP：</w:t>
+        <w:t xml:space="preserve">RNP·现场·项目：</w:t>
       </w:r>
       <w:r>
         <w:rPr>
@@ -2701,7 +2775,7 @@
           <w:sz w:val="21"/>
           <w:szCs w:val="21"/>
         </w:rPr>
-        <w:t xml:space="preserve">讯飞：</w:t>
+        <w:t xml:space="preserve">陈昊（讯飞）：</w:t>
       </w:r>
       <w:r>
         <w:rPr>
@@ -2758,7 +2832,7 @@
           <w:sz w:val="21"/>
           <w:szCs w:val="21"/>
         </w:rPr>
-        <w:t xml:space="preserve">RNP：</w:t>
+        <w:t xml:space="preserve">Iara?（RNP）：</w:t>
       </w:r>
       <w:r>
         <w:rPr>
@@ -2787,7 +2861,7 @@
           <w:sz w:val="21"/>
           <w:szCs w:val="21"/>
         </w:rPr>
-        <w:t xml:space="preserve">讯飞：</w:t>
+        <w:t xml:space="preserve">陈昊（讯飞）：</w:t>
       </w:r>
       <w:r>
         <w:rPr>
@@ -2816,7 +2890,7 @@
           <w:sz w:val="21"/>
           <w:szCs w:val="21"/>
         </w:rPr>
-        <w:t xml:space="preserve">RNP：</w:t>
+        <w:t xml:space="preserve">RNP·现场·技术：</w:t>
       </w:r>
       <w:r>
         <w:rPr>
@@ -2845,7 +2919,7 @@
           <w:sz w:val="21"/>
           <w:szCs w:val="21"/>
         </w:rPr>
-        <w:t xml:space="preserve">讯飞：</w:t>
+        <w:t xml:space="preserve">徐唯（讯飞）：</w:t>
       </w:r>
       <w:r>
         <w:rPr>
@@ -2874,7 +2948,7 @@
           <w:sz w:val="21"/>
           <w:szCs w:val="21"/>
         </w:rPr>
-        <w:t xml:space="preserve">讯飞：</w:t>
+        <w:t xml:space="preserve">陈昊（讯飞）：</w:t>
       </w:r>
       <w:r>
         <w:rPr>
@@ -2903,7 +2977,7 @@
           <w:sz w:val="21"/>
           <w:szCs w:val="21"/>
         </w:rPr>
-        <w:t xml:space="preserve">讯飞：</w:t>
+        <w:t xml:space="preserve">徐唯（讯飞）：</w:t>
       </w:r>
       <w:r>
         <w:rPr>
@@ -2960,36 +3034,36 @@
           <w:sz w:val="21"/>
           <w:szCs w:val="21"/>
         </w:rPr>
-        <w:t xml:space="preserve">RNP：</w:t>
-      </w:r>
-      <w:r>
-        <w:rPr>
-          <w:rFonts w:ascii="微软雅黑" w:cs="微软雅黑" w:eastAsia="微软雅黑" w:hAnsi="微软雅黑"/>
-          <w:b w:val="false"/>
-          <w:bCs w:val="false"/>
-          <w:color w:val="1D1D1A"/>
-          <w:sz w:val="21"/>
-          <w:szCs w:val="21"/>
-        </w:rPr>
-        <w:t xml:space="preserve">我可以问一个问题吗？我们训练了模型，我们有语料，一切都很好，微调等等都做了。然后我们拿出一些 benchmark，评测结果并不那么好。</w:t>
-      </w:r>
-    </w:p>
-    <w:p>
-      <w:pPr>
-        <w:keepNext w:val="false"/>
-        <w:spacing w:after="100" w:line="330"/>
-        <w:ind w:left="600" w:hanging="600"/>
-      </w:pPr>
-      <w:r>
-        <w:rPr>
-          <w:rFonts w:ascii="微软雅黑" w:cs="微软雅黑" w:eastAsia="微软雅黑" w:hAnsi="微软雅黑"/>
-          <w:b/>
-          <w:bCs/>
-          <w:color w:val="C00000"/>
-          <w:sz w:val="21"/>
-          <w:szCs w:val="21"/>
-        </w:rPr>
-        <w:t xml:space="preserve">讯飞：</w:t>
+        <w:t xml:space="preserve">RNP·现场·项目：</w:t>
+      </w:r>
+      <w:r>
+        <w:rPr>
+          <w:rFonts w:ascii="微软雅黑" w:cs="微软雅黑" w:eastAsia="微软雅黑" w:hAnsi="微软雅黑"/>
+          <w:b w:val="false"/>
+          <w:bCs w:val="false"/>
+          <w:color w:val="1D1D1A"/>
+          <w:sz w:val="21"/>
+          <w:szCs w:val="21"/>
+        </w:rPr>
+        <w:t xml:space="preserve">陈昊，我可以问一个问题吗？我们训练了模型，我们有语料，一切都很好，微调等等都做了。然后我们拿出一些 benchmark，评测结果并不那么好。</w:t>
+      </w:r>
+    </w:p>
+    <w:p>
+      <w:pPr>
+        <w:keepNext w:val="false"/>
+        <w:spacing w:after="100" w:line="330"/>
+        <w:ind w:left="600" w:hanging="600"/>
+      </w:pPr>
+      <w:r>
+        <w:rPr>
+          <w:rFonts w:ascii="微软雅黑" w:cs="微软雅黑" w:eastAsia="微软雅黑" w:hAnsi="微软雅黑"/>
+          <w:b/>
+          <w:bCs/>
+          <w:color w:val="C00000"/>
+          <w:sz w:val="21"/>
+          <w:szCs w:val="21"/>
+        </w:rPr>
+        <w:t xml:space="preserve">徐唯（讯飞）：</w:t>
       </w:r>
       <w:r>
         <w:rPr>
@@ -3046,7 +3120,7 @@
           <w:sz w:val="21"/>
           <w:szCs w:val="21"/>
         </w:rPr>
-        <w:t xml:space="preserve">RNP：</w:t>
+        <w:t xml:space="preserve">RNP·现场·项目：</w:t>
       </w:r>
       <w:r>
         <w:rPr>
@@ -3075,7 +3149,7 @@
           <w:sz w:val="21"/>
           <w:szCs w:val="21"/>
         </w:rPr>
-        <w:t xml:space="preserve">RNP：</w:t>
+        <w:t xml:space="preserve">RNP·现场·项目：</w:t>
       </w:r>
       <w:r>
         <w:rPr>
@@ -3104,7 +3178,7 @@
           <w:sz w:val="21"/>
           <w:szCs w:val="21"/>
         </w:rPr>
-        <w:t xml:space="preserve">讯飞：</w:t>
+        <w:t xml:space="preserve">陈昊（讯飞）：</w:t>
       </w:r>
       <w:r>
         <w:rPr>
@@ -3133,7 +3207,7 @@
           <w:sz w:val="21"/>
           <w:szCs w:val="21"/>
         </w:rPr>
-        <w:t xml:space="preserve">讯飞：</w:t>
+        <w:t xml:space="preserve">徐唯（讯飞）：</w:t>
       </w:r>
       <w:r>
         <w:rPr>
@@ -3190,7 +3264,7 @@
           <w:sz w:val="21"/>
           <w:szCs w:val="21"/>
         </w:rPr>
-        <w:t xml:space="preserve">RNP：</w:t>
+        <w:t xml:space="preserve">RNP·现场·项目：</w:t>
       </w:r>
       <w:r>
         <w:rPr>
@@ -3219,7 +3293,7 @@
           <w:sz w:val="21"/>
           <w:szCs w:val="21"/>
         </w:rPr>
-        <w:t xml:space="preserve">讯飞：</w:t>
+        <w:t xml:space="preserve">徐唯（讯飞）：</w:t>
       </w:r>
       <w:r>
         <w:rPr>
@@ -3248,7 +3322,7 @@
           <w:sz w:val="21"/>
           <w:szCs w:val="21"/>
         </w:rPr>
-        <w:t xml:space="preserve">RNP：</w:t>
+        <w:t xml:space="preserve">RNP·现场·项目：</w:t>
       </w:r>
       <w:r>
         <w:rPr>
@@ -3277,7 +3351,7 @@
           <w:sz w:val="21"/>
           <w:szCs w:val="21"/>
         </w:rPr>
-        <w:t xml:space="preserve">讯飞：</w:t>
+        <w:t xml:space="preserve">徐唯（讯飞）：</w:t>
       </w:r>
       <w:r>
         <w:rPr>
@@ -3306,7 +3380,7 @@
           <w:sz w:val="21"/>
           <w:szCs w:val="21"/>
         </w:rPr>
-        <w:t xml:space="preserve">RNP：</w:t>
+        <w:t xml:space="preserve">RNP·现场·项目：</w:t>
       </w:r>
       <w:r>
         <w:rPr>
@@ -3335,7 +3409,7 @@
           <w:sz w:val="21"/>
           <w:szCs w:val="21"/>
         </w:rPr>
-        <w:t xml:space="preserve">讯飞：</w:t>
+        <w:t xml:space="preserve">徐唯（讯飞）：</w:t>
       </w:r>
       <w:r>
         <w:rPr>
@@ -3392,7 +3466,7 @@
           <w:sz w:val="21"/>
           <w:szCs w:val="21"/>
         </w:rPr>
-        <w:t xml:space="preserve">RNP：</w:t>
+        <w:t xml:space="preserve">RNP·现场·项目：</w:t>
       </w:r>
       <w:r>
         <w:rPr>
@@ -3421,7 +3495,7 @@
           <w:sz w:val="21"/>
           <w:szCs w:val="21"/>
         </w:rPr>
-        <w:t xml:space="preserve">讯飞：</w:t>
+        <w:t xml:space="preserve">徐唯（讯飞）：</w:t>
       </w:r>
       <w:r>
         <w:rPr>
@@ -3478,7 +3552,7 @@
           <w:sz w:val="21"/>
           <w:szCs w:val="21"/>
         </w:rPr>
-        <w:t xml:space="preserve">讯飞：</w:t>
+        <w:t xml:space="preserve">陈昊（讯飞）：</w:t>
       </w:r>
       <w:r>
         <w:rPr>
@@ -3507,7 +3581,7 @@
           <w:sz w:val="21"/>
           <w:szCs w:val="21"/>
         </w:rPr>
-        <w:t xml:space="preserve">RNP：</w:t>
+        <w:t xml:space="preserve">Iara?（RNP）：</w:t>
       </w:r>
       <w:r>
         <w:rPr>
@@ -3536,7 +3610,7 @@
           <w:sz w:val="21"/>
           <w:szCs w:val="21"/>
         </w:rPr>
-        <w:t xml:space="preserve">讯飞：</w:t>
+        <w:t xml:space="preserve">陈昊（讯飞）：</w:t>
       </w:r>
       <w:r>
         <w:rPr>
@@ -3565,7 +3639,7 @@
           <w:sz w:val="21"/>
           <w:szCs w:val="21"/>
         </w:rPr>
-        <w:t xml:space="preserve">RNP：</w:t>
+        <w:t xml:space="preserve">RNP·现场·项目：</w:t>
       </w:r>
       <w:r>
         <w:rPr>
@@ -3594,65 +3668,152 @@
           <w:sz w:val="21"/>
           <w:szCs w:val="21"/>
         </w:rPr>
-        <w:t xml:space="preserve">讯飞：</w:t>
-      </w:r>
-      <w:r>
-        <w:rPr>
-          <w:rFonts w:ascii="微软雅黑" w:cs="微软雅黑" w:eastAsia="微软雅黑" w:hAnsi="微软雅黑"/>
-          <w:b w:val="false"/>
-          <w:bCs w:val="false"/>
-          <w:color w:val="1D1D1A"/>
-          <w:sz w:val="21"/>
-          <w:szCs w:val="21"/>
-        </w:rPr>
-        <w:t xml:space="preserve">是的——但实际上我们的成本增加了。不过经过协商——我们已经和华为达成一致，我们会保持总价不变。</w:t>
-      </w:r>
-    </w:p>
-    <w:p>
-      <w:pPr>
-        <w:keepNext w:val="false"/>
-        <w:spacing w:after="100" w:line="330"/>
-        <w:ind w:left="600" w:hanging="600"/>
-      </w:pPr>
-      <w:r>
-        <w:rPr>
-          <w:rFonts w:ascii="微软雅黑" w:cs="微软雅黑" w:eastAsia="微软雅黑" w:hAnsi="微软雅黑"/>
-          <w:b/>
-          <w:bCs/>
-          <w:color w:val="C00000"/>
-          <w:sz w:val="21"/>
-          <w:szCs w:val="21"/>
-        </w:rPr>
-        <w:t xml:space="preserve">讯飞：</w:t>
-      </w:r>
-      <w:r>
-        <w:rPr>
-          <w:rFonts w:ascii="微软雅黑" w:cs="微软雅黑" w:eastAsia="微软雅黑" w:hAnsi="微软雅黑"/>
-          <w:b w:val="false"/>
-          <w:bCs w:val="false"/>
-          <w:color w:val="1D1D1A"/>
-          <w:sz w:val="21"/>
-          <w:szCs w:val="21"/>
-        </w:rPr>
-        <w:t xml:space="preserve">但我们有一些限制，因为我们无法训练一个行业模型。它不是一个行业模型，因为它是一个特定的领域——或者说是一个特定的场景。比如健康：健康领域非常庞大。实际上在中国，如果我们训练一个垂直的——行业模型，比如健康模型，会需要大量的数据集；工作量和葡语大语言模型一样大。但在本项目中，主要部分应该是交付葡语大语言模型。对于领域大语言模型，我们建议从较小的规模开始。</w:t>
-      </w:r>
-    </w:p>
-    <w:p>
-      <w:pPr>
-        <w:keepNext w:val="false"/>
-        <w:spacing w:after="100" w:line="330"/>
-        <w:ind w:left="600" w:hanging="600"/>
-      </w:pPr>
-      <w:r>
-        <w:rPr>
-          <w:rFonts w:ascii="微软雅黑" w:cs="微软雅黑" w:eastAsia="微软雅黑" w:hAnsi="微软雅黑"/>
-          <w:b/>
-          <w:bCs/>
-          <w:color w:val="C00000"/>
-          <w:sz w:val="21"/>
-          <w:szCs w:val="21"/>
-        </w:rPr>
-        <w:t xml:space="preserve">讯飞：</w:t>
+        <w:t xml:space="preserve">陈昊（讯飞）：</w:t>
+      </w:r>
+      <w:r>
+        <w:rPr>
+          <w:rFonts w:ascii="微软雅黑" w:cs="微软雅黑" w:eastAsia="微软雅黑" w:hAnsi="微软雅黑"/>
+          <w:b w:val="false"/>
+          <w:bCs w:val="false"/>
+          <w:color w:val="1D1D1A"/>
+          <w:sz w:val="21"/>
+          <w:szCs w:val="21"/>
+        </w:rPr>
+        <w:t xml:space="preserve">是的——但实际上我们的成本增加了。不过经过协商——</w:t>
+      </w:r>
+    </w:p>
+    <w:p>
+      <w:pPr>
+        <w:keepNext w:val="false"/>
+        <w:spacing w:after="100" w:line="330"/>
+        <w:ind w:left="600" w:hanging="600"/>
+      </w:pPr>
+      <w:r>
+        <w:rPr>
+          <w:rFonts w:ascii="微软雅黑" w:cs="微软雅黑" w:eastAsia="微软雅黑" w:hAnsi="微软雅黑"/>
+          <w:b/>
+          <w:bCs/>
+          <w:color w:val="0057A8"/>
+          <w:sz w:val="21"/>
+          <w:szCs w:val="21"/>
+        </w:rPr>
+        <w:t xml:space="preserve">RNP·现场·项目：</w:t>
+      </w:r>
+      <w:r>
+        <w:rPr>
+          <w:rFonts w:ascii="微软雅黑" w:cs="微软雅黑" w:eastAsia="微软雅黑" w:hAnsi="微软雅黑"/>
+          <w:b w:val="false"/>
+          <w:bCs w:val="false"/>
+          <w:color w:val="1D1D1A"/>
+          <w:sz w:val="21"/>
+          <w:szCs w:val="21"/>
+        </w:rPr>
+        <w:t xml:space="preserve">啊，是你们的成本，不是我们的。</w:t>
+      </w:r>
+    </w:p>
+    <w:p>
+      <w:pPr>
+        <w:keepNext w:val="false"/>
+        <w:spacing w:after="100" w:line="330"/>
+        <w:ind w:left="600" w:hanging="600"/>
+      </w:pPr>
+      <w:r>
+        <w:rPr>
+          <w:rFonts w:ascii="微软雅黑" w:cs="微软雅黑" w:eastAsia="微软雅黑" w:hAnsi="微软雅黑"/>
+          <w:b/>
+          <w:bCs/>
+          <w:color w:val="C00000"/>
+          <w:sz w:val="21"/>
+          <w:szCs w:val="21"/>
+        </w:rPr>
+        <w:t xml:space="preserve">陈昊（讯飞）：</w:t>
+      </w:r>
+      <w:r>
+        <w:rPr>
+          <w:rFonts w:ascii="微软雅黑" w:cs="微软雅黑" w:eastAsia="微软雅黑" w:hAnsi="微软雅黑"/>
+          <w:b w:val="false"/>
+          <w:bCs w:val="false"/>
+          <w:color w:val="1D1D1A"/>
+          <w:sz w:val="21"/>
+          <w:szCs w:val="21"/>
+        </w:rPr>
+        <w:t xml:space="preserve">是的。经过协商——我们正在争取，这是内部协商。我们已经和华为达成一致，我想我们会保持总价不变。</w:t>
+      </w:r>
+    </w:p>
+    <w:p>
+      <w:pPr>
+        <w:keepNext w:val="false"/>
+        <w:spacing w:after="100" w:line="330"/>
+        <w:ind w:left="600" w:hanging="600"/>
+      </w:pPr>
+      <w:r>
+        <w:rPr>
+          <w:rFonts w:ascii="微软雅黑" w:cs="微软雅黑" w:eastAsia="微软雅黑" w:hAnsi="微软雅黑"/>
+          <w:b/>
+          <w:bCs/>
+          <w:color w:val="C00000"/>
+          <w:sz w:val="21"/>
+          <w:szCs w:val="21"/>
+        </w:rPr>
+        <w:t xml:space="preserve">徐唯（讯飞）：</w:t>
+      </w:r>
+      <w:r>
+        <w:rPr>
+          <w:rFonts w:ascii="微软雅黑" w:cs="微软雅黑" w:eastAsia="微软雅黑" w:hAnsi="微软雅黑"/>
+          <w:b w:val="false"/>
+          <w:bCs w:val="false"/>
+          <w:color w:val="1D1D1A"/>
+          <w:sz w:val="21"/>
+          <w:szCs w:val="21"/>
+        </w:rPr>
+        <w:t xml:space="preserve">但我们有一些限制，因为我们无法训练一个行业模型。它不是一个行业模型，因为它是一个特定的领域——或者说是一个特定的场景。比如健康：健康领域非常庞大。实际上在中国，如果我们训练一个垂直的——</w:t>
+      </w:r>
+    </w:p>
+    <w:p>
+      <w:pPr>
+        <w:keepNext w:val="false"/>
+        <w:spacing w:after="100" w:line="330"/>
+        <w:ind w:left="600" w:hanging="600"/>
+      </w:pPr>
+      <w:r>
+        <w:rPr>
+          <w:rFonts w:ascii="微软雅黑" w:cs="微软雅黑" w:eastAsia="微软雅黑" w:hAnsi="微软雅黑"/>
+          <w:b/>
+          <w:bCs/>
+          <w:color w:val="C00000"/>
+          <w:sz w:val="21"/>
+          <w:szCs w:val="21"/>
+        </w:rPr>
+        <w:t xml:space="preserve">陈昊（讯飞）：</w:t>
+      </w:r>
+      <w:r>
+        <w:rPr>
+          <w:rFonts w:ascii="微软雅黑" w:cs="微软雅黑" w:eastAsia="微软雅黑" w:hAnsi="微软雅黑"/>
+          <w:b w:val="false"/>
+          <w:bCs w:val="false"/>
+          <w:color w:val="1D1D1A"/>
+          <w:sz w:val="21"/>
+          <w:szCs w:val="21"/>
+        </w:rPr>
+        <w:t xml:space="preserve">——行业模型，比如健康模型，会需要大量的数据集；工作量和葡语大语言模型一样大。但在本项目中，主要部分应该是交付葡语大语言模型。对于领域大语言模型，我们建议从较小的规模开始。</w:t>
+      </w:r>
+    </w:p>
+    <w:p>
+      <w:pPr>
+        <w:keepNext w:val="false"/>
+        <w:spacing w:after="100" w:line="330"/>
+        <w:ind w:left="600" w:hanging="600"/>
+      </w:pPr>
+      <w:r>
+        <w:rPr>
+          <w:rFonts w:ascii="微软雅黑" w:cs="微软雅黑" w:eastAsia="微软雅黑" w:hAnsi="微软雅黑"/>
+          <w:b/>
+          <w:bCs/>
+          <w:color w:val="C00000"/>
+          <w:sz w:val="21"/>
+          <w:szCs w:val="21"/>
+        </w:rPr>
+        <w:t xml:space="preserve">陈昊（讯飞）：</w:t>
       </w:r>
       <w:r>
         <w:rPr>
@@ -3681,7 +3842,7 @@
           <w:sz w:val="21"/>
           <w:szCs w:val="21"/>
         </w:rPr>
-        <w:t xml:space="preserve">RNP：</w:t>
+        <w:t xml:space="preserve">RNP·现场·项目：</w:t>
       </w:r>
       <w:r>
         <w:rPr>
@@ -3710,7 +3871,7 @@
           <w:sz w:val="21"/>
           <w:szCs w:val="21"/>
         </w:rPr>
-        <w:t xml:space="preserve">讯飞：</w:t>
+        <w:t xml:space="preserve">陈昊（讯飞）：</w:t>
       </w:r>
       <w:r>
         <w:rPr>
@@ -3739,7 +3900,7 @@
           <w:sz w:val="21"/>
           <w:szCs w:val="21"/>
         </w:rPr>
-        <w:t xml:space="preserve">RNP：</w:t>
+        <w:t xml:space="preserve">RNP·现场·项目：</w:t>
       </w:r>
       <w:r>
         <w:rPr>
@@ -3768,7 +3929,7 @@
           <w:sz w:val="21"/>
           <w:szCs w:val="21"/>
         </w:rPr>
-        <w:t xml:space="preserve">讯飞：</w:t>
+        <w:t xml:space="preserve">陈昊（讯飞）：</w:t>
       </w:r>
       <w:r>
         <w:rPr>
@@ -3797,7 +3958,7 @@
           <w:sz w:val="21"/>
           <w:szCs w:val="21"/>
         </w:rPr>
-        <w:t xml:space="preserve">讯飞：</w:t>
+        <w:t xml:space="preserve">徐唯（讯飞）：</w:t>
       </w:r>
       <w:r>
         <w:rPr>
@@ -3854,7 +4015,7 @@
           <w:sz w:val="21"/>
           <w:szCs w:val="21"/>
         </w:rPr>
-        <w:t xml:space="preserve">RNP：</w:t>
+        <w:t xml:space="preserve">RNP·现场·技术：</w:t>
       </w:r>
       <w:r>
         <w:rPr>
@@ -3883,36 +4044,65 @@
           <w:sz w:val="21"/>
           <w:szCs w:val="21"/>
         </w:rPr>
-        <w:t xml:space="preserve">讯飞：</w:t>
-      </w:r>
-      <w:r>
-        <w:rPr>
-          <w:rFonts w:ascii="微软雅黑" w:cs="微软雅黑" w:eastAsia="微软雅黑" w:hAnsi="微软雅黑"/>
-          <w:b w:val="false"/>
-          <w:bCs w:val="false"/>
-          <w:color w:val="1D1D1A"/>
-          <w:sz w:val="21"/>
-          <w:szCs w:val="21"/>
-        </w:rPr>
-        <w:t xml:space="preserve">这取决于模型。我们也可以使用我们的一些小模型，你们也可以使用某个开源模型来训练这个领域模型。两者我们都有；我们有方法论，因为在这种情况下规模不是问题。如果你们有 700 亿参数——也许 700 亿，也许 300 亿对这个场景就够了。但这次最好是从大模型做蒸馏。我们有关于如何为特定场景选择正确模型的课程；我们会教你们如何选择模型。在你们确认领域之后，我们会选择一个模型。比如，如果你们选择健康，我们会选择一个在健康领域表现最好的基础模型作为基座。然后基于性能最高的模型——比如我们的星火；我们在中国也有星火医疗模型。我们可以在我们的星火医疗模型和其他开源模型之间做 benchmark，看哪个更好。</w:t>
-      </w:r>
-    </w:p>
-    <w:p>
-      <w:pPr>
-        <w:keepNext w:val="false"/>
-        <w:spacing w:after="100" w:line="330"/>
-        <w:ind w:left="600" w:hanging="600"/>
-      </w:pPr>
-      <w:r>
-        <w:rPr>
-          <w:rFonts w:ascii="微软雅黑" w:cs="微软雅黑" w:eastAsia="微软雅黑" w:hAnsi="微软雅黑"/>
-          <w:b/>
-          <w:bCs/>
-          <w:color w:val="0057A8"/>
-          <w:sz w:val="21"/>
-          <w:szCs w:val="21"/>
-        </w:rPr>
-        <w:t xml:space="preserve">RNP：</w:t>
+        <w:t xml:space="preserve">徐唯（讯飞）：</w:t>
+      </w:r>
+      <w:r>
+        <w:rPr>
+          <w:rFonts w:ascii="微软雅黑" w:cs="微软雅黑" w:eastAsia="微软雅黑" w:hAnsi="微软雅黑"/>
+          <w:b w:val="false"/>
+          <w:bCs w:val="false"/>
+          <w:color w:val="1D1D1A"/>
+          <w:sz w:val="21"/>
+          <w:szCs w:val="21"/>
+        </w:rPr>
+        <w:t xml:space="preserve">这取决于模型。我们也可以使用我们的一些小模型，你们也可以使用某个开源模型来训练这个领域模型。两者我们都有；我们有方法论，因为在这种情况下规模不是问题。如果你们有 700 亿参数——也许 700 亿，也许 300 亿对这个场景就够了。但这次最好是从大模型做蒸馏。我们有关于如何为特定场景选择正确模型的课程；我们会教你们如何选择模型。在你们确认领域之后，我们会选择一个模型。比如，如果你们选择健康，我们会选择一个基础模型——</w:t>
+      </w:r>
+    </w:p>
+    <w:p>
+      <w:pPr>
+        <w:keepNext w:val="false"/>
+        <w:spacing w:after="100" w:line="330"/>
+        <w:ind w:left="600" w:hanging="600"/>
+      </w:pPr>
+      <w:r>
+        <w:rPr>
+          <w:rFonts w:ascii="微软雅黑" w:cs="微软雅黑" w:eastAsia="微软雅黑" w:hAnsi="微软雅黑"/>
+          <w:b/>
+          <w:bCs/>
+          <w:color w:val="C00000"/>
+          <w:sz w:val="21"/>
+          <w:szCs w:val="21"/>
+        </w:rPr>
+        <w:t xml:space="preserve">陈昊（讯飞）：</w:t>
+      </w:r>
+      <w:r>
+        <w:rPr>
+          <w:rFonts w:ascii="微软雅黑" w:cs="微软雅黑" w:eastAsia="微软雅黑" w:hAnsi="微软雅黑"/>
+          <w:b w:val="false"/>
+          <w:bCs w:val="false"/>
+          <w:color w:val="1D1D1A"/>
+          <w:sz w:val="21"/>
+          <w:szCs w:val="21"/>
+        </w:rPr>
+        <w:t xml:space="preserve">——在健康领域表现最好的，作为基座。然后基于性能最高的模型——比如我们的星火；我们在中国也有星火医疗模型。我们可以在我们的星火医疗模型和其他开源模型之间做 benchmark，看哪个更好。</w:t>
+      </w:r>
+    </w:p>
+    <w:p>
+      <w:pPr>
+        <w:keepNext w:val="false"/>
+        <w:spacing w:after="100" w:line="330"/>
+        <w:ind w:left="600" w:hanging="600"/>
+      </w:pPr>
+      <w:r>
+        <w:rPr>
+          <w:rFonts w:ascii="微软雅黑" w:cs="微软雅黑" w:eastAsia="微软雅黑" w:hAnsi="微软雅黑"/>
+          <w:b/>
+          <w:bCs/>
+          <w:color w:val="0057A8"/>
+          <w:sz w:val="21"/>
+          <w:szCs w:val="21"/>
+        </w:rPr>
+        <w:t xml:space="preserve">RNP·现场·技术：</w:t>
       </w:r>
       <w:r>
         <w:rPr>
@@ -3941,7 +4131,7 @@
           <w:sz w:val="21"/>
           <w:szCs w:val="21"/>
         </w:rPr>
-        <w:t xml:space="preserve">讯飞：</w:t>
+        <w:t xml:space="preserve">徐唯（讯飞）：</w:t>
       </w:r>
       <w:r>
         <w:rPr>
@@ -3970,7 +4160,7 @@
           <w:sz w:val="21"/>
           <w:szCs w:val="21"/>
         </w:rPr>
-        <w:t xml:space="preserve">讯飞：</w:t>
+        <w:t xml:space="preserve">陈昊（讯飞）：</w:t>
       </w:r>
       <w:r>
         <w:rPr>
@@ -4027,7 +4217,7 @@
           <w:sz w:val="21"/>
           <w:szCs w:val="21"/>
         </w:rPr>
-        <w:t xml:space="preserve">RNP：</w:t>
+        <w:t xml:space="preserve">RNP·现场·技术：</w:t>
       </w:r>
       <w:r>
         <w:rPr>
@@ -4056,7 +4246,7 @@
           <w:sz w:val="21"/>
           <w:szCs w:val="21"/>
         </w:rPr>
-        <w:t xml:space="preserve">讯飞：</w:t>
+        <w:t xml:space="preserve">徐唯（讯飞）：</w:t>
       </w:r>
       <w:r>
         <w:rPr>
@@ -4085,7 +4275,7 @@
           <w:sz w:val="21"/>
           <w:szCs w:val="21"/>
         </w:rPr>
-        <w:t xml:space="preserve">讯飞：</w:t>
+        <w:t xml:space="preserve">陈昊（讯飞）：</w:t>
       </w:r>
       <w:r>
         <w:rPr>
@@ -4142,7 +4332,7 @@
           <w:sz w:val="21"/>
           <w:szCs w:val="21"/>
         </w:rPr>
-        <w:t xml:space="preserve">RNP：</w:t>
+        <w:t xml:space="preserve">RNP·现场·技术：</w:t>
       </w:r>
       <w:r>
         <w:rPr>
@@ -4171,7 +4361,7 @@
           <w:sz w:val="21"/>
           <w:szCs w:val="21"/>
         </w:rPr>
-        <w:t xml:space="preserve">讯飞：</w:t>
+        <w:t xml:space="preserve">徐唯（讯飞）：</w:t>
       </w:r>
       <w:r>
         <w:rPr>
@@ -4200,7 +4390,7 @@
           <w:sz w:val="21"/>
           <w:szCs w:val="21"/>
         </w:rPr>
-        <w:t xml:space="preserve">讯飞：</w:t>
+        <w:t xml:space="preserve">徐唯（讯飞）：</w:t>
       </w:r>
       <w:r>
         <w:rPr>
@@ -4257,7 +4447,7 @@
           <w:sz w:val="21"/>
           <w:szCs w:val="21"/>
         </w:rPr>
-        <w:t xml:space="preserve">RNP：</w:t>
+        <w:t xml:space="preserve">RNP·现场·技术：</w:t>
       </w:r>
       <w:r>
         <w:rPr>
@@ -4286,7 +4476,7 @@
           <w:sz w:val="21"/>
           <w:szCs w:val="21"/>
         </w:rPr>
-        <w:t xml:space="preserve">讯飞：</w:t>
+        <w:t xml:space="preserve">徐唯（讯飞）：</w:t>
       </w:r>
       <w:r>
         <w:rPr>
@@ -4315,7 +4505,7 @@
           <w:sz w:val="21"/>
           <w:szCs w:val="21"/>
         </w:rPr>
-        <w:t xml:space="preserve">讯飞：</w:t>
+        <w:t xml:space="preserve">陈昊（讯飞）：</w:t>
       </w:r>
       <w:r>
         <w:rPr>
@@ -4344,7 +4534,7 @@
           <w:sz w:val="21"/>
           <w:szCs w:val="21"/>
         </w:rPr>
-        <w:t xml:space="preserve">讯飞：</w:t>
+        <w:t xml:space="preserve">徐唯（讯飞）：</w:t>
       </w:r>
       <w:r>
         <w:rPr>
@@ -4401,7 +4591,7 @@
           <w:sz w:val="21"/>
           <w:szCs w:val="21"/>
         </w:rPr>
-        <w:t xml:space="preserve">RNP：</w:t>
+        <w:t xml:space="preserve">RNP·现场·技术：</w:t>
       </w:r>
       <w:r>
         <w:rPr>
@@ -4430,7 +4620,7 @@
           <w:sz w:val="21"/>
           <w:szCs w:val="21"/>
         </w:rPr>
-        <w:t xml:space="preserve">讯飞：</w:t>
+        <w:t xml:space="preserve">徐唯（讯飞）：</w:t>
       </w:r>
       <w:r>
         <w:rPr>
@@ -4459,36 +4649,36 @@
           <w:sz w:val="21"/>
           <w:szCs w:val="21"/>
         </w:rPr>
-        <w:t xml:space="preserve">RNP：</w:t>
-      </w:r>
-      <w:r>
-        <w:rPr>
-          <w:rFonts w:ascii="微软雅黑" w:cs="微软雅黑" w:eastAsia="微软雅黑" w:hAnsi="微软雅黑"/>
-          <w:b w:val="false"/>
-          <w:bCs w:val="false"/>
-          <w:color w:val="1D1D1A"/>
-          <w:sz w:val="21"/>
-          <w:szCs w:val="21"/>
-        </w:rPr>
-        <w:t xml:space="preserve">但也许要核查并说明每一个会用多少——这可能吗？我的意思是，只是为了建立治理，每一方会用掉多少？</w:t>
-      </w:r>
-    </w:p>
-    <w:p>
-      <w:pPr>
-        <w:keepNext w:val="false"/>
-        <w:spacing w:after="100" w:line="330"/>
-        <w:ind w:left="600" w:hanging="600"/>
-      </w:pPr>
-      <w:r>
-        <w:rPr>
-          <w:rFonts w:ascii="微软雅黑" w:cs="微软雅黑" w:eastAsia="微软雅黑" w:hAnsi="微软雅黑"/>
-          <w:b/>
-          <w:bCs/>
-          <w:color w:val="C00000"/>
-          <w:sz w:val="21"/>
-          <w:szCs w:val="21"/>
-        </w:rPr>
-        <w:t xml:space="preserve">讯飞：</w:t>
+        <w:t xml:space="preserve">RNP·现场·技术：</w:t>
+      </w:r>
+      <w:r>
+        <w:rPr>
+          <w:rFonts w:ascii="微软雅黑" w:cs="微软雅黑" w:eastAsia="微软雅黑" w:hAnsi="微软雅黑"/>
+          <w:b w:val="false"/>
+          <w:bCs w:val="false"/>
+          <w:color w:val="1D1D1A"/>
+          <w:sz w:val="21"/>
+          <w:szCs w:val="21"/>
+        </w:rPr>
+        <w:t xml:space="preserve">但也许要核查并说明每一个会用多少——这可能吗？我的意思是，只是为了建立治理，每一方会用掉多少……在治理这方面，你们能做到多深？</w:t>
+      </w:r>
+    </w:p>
+    <w:p>
+      <w:pPr>
+        <w:keepNext w:val="false"/>
+        <w:spacing w:after="100" w:line="330"/>
+        <w:ind w:left="600" w:hanging="600"/>
+      </w:pPr>
+      <w:r>
+        <w:rPr>
+          <w:rFonts w:ascii="微软雅黑" w:cs="微软雅黑" w:eastAsia="微软雅黑" w:hAnsi="微软雅黑"/>
+          <w:b/>
+          <w:bCs/>
+          <w:color w:val="C00000"/>
+          <w:sz w:val="21"/>
+          <w:szCs w:val="21"/>
+        </w:rPr>
+        <w:t xml:space="preserve">徐唯（讯飞）：</w:t>
       </w:r>
       <w:r>
         <w:rPr>
@@ -4545,7 +4735,7 @@
           <w:sz w:val="21"/>
           <w:szCs w:val="21"/>
         </w:rPr>
-        <w:t xml:space="preserve">RNP：</w:t>
+        <w:t xml:space="preserve">RNP·现场·项目：</w:t>
       </w:r>
       <w:r>
         <w:rPr>
@@ -4574,7 +4764,7 @@
           <w:sz w:val="21"/>
           <w:szCs w:val="21"/>
         </w:rPr>
-        <w:t xml:space="preserve">RNP：</w:t>
+        <w:t xml:space="preserve">Marisa Carvalho（RNP·远程）：</w:t>
       </w:r>
       <w:r>
         <w:rPr>
@@ -4603,7 +4793,7 @@
           <w:sz w:val="21"/>
           <w:szCs w:val="21"/>
         </w:rPr>
-        <w:t xml:space="preserve">RNP：</w:t>
+        <w:t xml:space="preserve">Marisa Carvalho（RNP·远程）：</w:t>
       </w:r>
       <w:r>
         <w:rPr>
@@ -4632,7 +4822,7 @@
           <w:sz w:val="21"/>
           <w:szCs w:val="21"/>
         </w:rPr>
-        <w:t xml:space="preserve">讯飞：</w:t>
+        <w:t xml:space="preserve">徐唯（讯飞）：</w:t>
       </w:r>
       <w:r>
         <w:rPr>
@@ -4661,7 +4851,7 @@
           <w:sz w:val="21"/>
           <w:szCs w:val="21"/>
         </w:rPr>
-        <w:t xml:space="preserve">RNP：</w:t>
+        <w:t xml:space="preserve">Marisa Carvalho（RNP·远程）：</w:t>
       </w:r>
       <w:r>
         <w:rPr>
@@ -4690,7 +4880,7 @@
           <w:sz w:val="21"/>
           <w:szCs w:val="21"/>
         </w:rPr>
-        <w:t xml:space="preserve">讯飞：</w:t>
+        <w:t xml:space="preserve">徐唯（讯飞）：</w:t>
       </w:r>
       <w:r>
         <w:rPr>
@@ -4729,25 +4919,25 @@
           <w:sz w:val="20"/>
           <w:szCs w:val="20"/>
         </w:rPr>
-        <w:t xml:space="preserve">　讯飞方介绍国民应用开发完成后可移交 RNP 运营、维护与迭代时，RNP 方插话</w:t>
-      </w:r>
-    </w:p>
-    <w:p>
-      <w:pPr>
-        <w:keepNext w:val="false"/>
-        <w:spacing w:after="100" w:line="330"/>
-        <w:ind w:left="600" w:hanging="600"/>
-      </w:pPr>
-      <w:r>
-        <w:rPr>
-          <w:rFonts w:ascii="微软雅黑" w:cs="微软雅黑" w:eastAsia="微软雅黑" w:hAnsi="微软雅黑"/>
-          <w:b/>
-          <w:bCs/>
-          <w:color w:val="0057A8"/>
-          <w:sz w:val="21"/>
-          <w:szCs w:val="21"/>
-        </w:rPr>
-        <w:t xml:space="preserve">RNP：</w:t>
+        <w:t xml:space="preserve">　陈昊介绍国民应用开发完成后可移交 RNP 运营、维护与迭代时，RNP 方插话</w:t>
+      </w:r>
+    </w:p>
+    <w:p>
+      <w:pPr>
+        <w:keepNext w:val="false"/>
+        <w:spacing w:after="100" w:line="330"/>
+        <w:ind w:left="600" w:hanging="600"/>
+      </w:pPr>
+      <w:r>
+        <w:rPr>
+          <w:rFonts w:ascii="微软雅黑" w:cs="微软雅黑" w:eastAsia="微软雅黑" w:hAnsi="微软雅黑"/>
+          <w:b/>
+          <w:bCs/>
+          <w:color w:val="0057A8"/>
+          <w:sz w:val="21"/>
+          <w:szCs w:val="21"/>
+        </w:rPr>
+        <w:t xml:space="preserve">RNP·现场·项目：</w:t>
       </w:r>
       <w:r>
         <w:rPr>
@@ -4804,7 +4994,7 @@
           <w:sz w:val="21"/>
           <w:szCs w:val="21"/>
         </w:rPr>
-        <w:t xml:space="preserve">RNP：</w:t>
+        <w:t xml:space="preserve">RNP·现场·技术：</w:t>
       </w:r>
       <w:r>
         <w:rPr>
@@ -4833,7 +5023,7 @@
           <w:sz w:val="21"/>
           <w:szCs w:val="21"/>
         </w:rPr>
-        <w:t xml:space="preserve">讯飞：</w:t>
+        <w:t xml:space="preserve">陈昊（讯飞）：</w:t>
       </w:r>
       <w:r>
         <w:rPr>
@@ -4862,7 +5052,7 @@
           <w:sz w:val="21"/>
           <w:szCs w:val="21"/>
         </w:rPr>
-        <w:t xml:space="preserve">讯飞：</w:t>
+        <w:t xml:space="preserve">赵祥（讯飞）：</w:t>
       </w:r>
       <w:r>
         <w:rPr>
@@ -4891,7 +5081,7 @@
           <w:sz w:val="21"/>
           <w:szCs w:val="21"/>
         </w:rPr>
-        <w:t xml:space="preserve">讯飞：</w:t>
+        <w:t xml:space="preserve">陈昊（讯飞）：</w:t>
       </w:r>
       <w:r>
         <w:rPr>
@@ -4948,7 +5138,7 @@
           <w:sz w:val="21"/>
           <w:szCs w:val="21"/>
         </w:rPr>
-        <w:t xml:space="preserve">RNP：</w:t>
+        <w:t xml:space="preserve">RNP·现场·项目：</w:t>
       </w:r>
       <w:r>
         <w:rPr>
@@ -4977,7 +5167,7 @@
           <w:sz w:val="21"/>
           <w:szCs w:val="21"/>
         </w:rPr>
-        <w:t xml:space="preserve">讯飞：</w:t>
+        <w:t xml:space="preserve">徐唯（讯飞）：</w:t>
       </w:r>
       <w:r>
         <w:rPr>
@@ -5006,7 +5196,7 @@
           <w:sz w:val="21"/>
           <w:szCs w:val="21"/>
         </w:rPr>
-        <w:t xml:space="preserve">讯飞：</w:t>
+        <w:t xml:space="preserve">陈昊（讯飞）：</w:t>
       </w:r>
       <w:r>
         <w:rPr>
@@ -5063,7 +5253,7 @@
           <w:sz w:val="21"/>
           <w:szCs w:val="21"/>
         </w:rPr>
-        <w:t xml:space="preserve">RNP：</w:t>
+        <w:t xml:space="preserve">Marisa Carvalho（RNP·远程）：</w:t>
       </w:r>
       <w:r>
         <w:rPr>
@@ -5092,7 +5282,7 @@
           <w:sz w:val="21"/>
           <w:szCs w:val="21"/>
         </w:rPr>
-        <w:t xml:space="preserve">讯飞：</w:t>
+        <w:t xml:space="preserve">陈昊（讯飞）：</w:t>
       </w:r>
       <w:r>
         <w:rPr>
@@ -5121,7 +5311,7 @@
           <w:sz w:val="21"/>
           <w:szCs w:val="21"/>
         </w:rPr>
-        <w:t xml:space="preserve">讯飞：</w:t>
+        <w:t xml:space="preserve">徐唯（讯飞）：</w:t>
       </w:r>
       <w:r>
         <w:rPr>
@@ -5150,7 +5340,7 @@
           <w:sz w:val="21"/>
           <w:szCs w:val="21"/>
         </w:rPr>
-        <w:t xml:space="preserve">RNP：</w:t>
+        <w:t xml:space="preserve">RNP·现场·技术：</w:t>
       </w:r>
       <w:r>
         <w:rPr>
@@ -5207,7 +5397,7 @@
           <w:sz w:val="21"/>
           <w:szCs w:val="21"/>
         </w:rPr>
-        <w:t xml:space="preserve">RNP：</w:t>
+        <w:t xml:space="preserve">Marcelo（RNP·远程）：</w:t>
       </w:r>
       <w:r>
         <w:rPr>
@@ -5236,7 +5426,7 @@
           <w:sz w:val="21"/>
           <w:szCs w:val="21"/>
         </w:rPr>
-        <w:t xml:space="preserve">讯飞：</w:t>
+        <w:t xml:space="preserve">陈昊（讯飞）：</w:t>
       </w:r>
       <w:r>
         <w:rPr>
@@ -5293,7 +5483,7 @@
           <w:sz w:val="21"/>
           <w:szCs w:val="21"/>
         </w:rPr>
-        <w:t xml:space="preserve">RNP：</w:t>
+        <w:t xml:space="preserve">Marcelo（RNP·远程）：</w:t>
       </w:r>
       <w:r>
         <w:rPr>
@@ -5322,7 +5512,7 @@
           <w:sz w:val="21"/>
           <w:szCs w:val="21"/>
         </w:rPr>
-        <w:t xml:space="preserve">讯飞：</w:t>
+        <w:t xml:space="preserve">陈昊（讯飞）：</w:t>
       </w:r>
       <w:r>
         <w:rPr>
@@ -5351,7 +5541,7 @@
           <w:sz w:val="21"/>
           <w:szCs w:val="21"/>
         </w:rPr>
-        <w:t xml:space="preserve">讯飞：</w:t>
+        <w:t xml:space="preserve">徐唯（讯飞）：</w:t>
       </w:r>
       <w:r>
         <w:rPr>
@@ -5380,18 +5570,18 @@
           <w:sz w:val="21"/>
           <w:szCs w:val="21"/>
         </w:rPr>
-        <w:t xml:space="preserve">讯飞：</w:t>
-      </w:r>
-      <w:r>
-        <w:rPr>
-          <w:rFonts w:ascii="微软雅黑" w:cs="微软雅黑" w:eastAsia="微软雅黑" w:hAnsi="微软雅黑"/>
-          <w:b w:val="false"/>
-          <w:bCs w:val="false"/>
-          <w:color w:val="1D1D1A"/>
-          <w:sz w:val="21"/>
-          <w:szCs w:val="21"/>
-        </w:rPr>
-        <w:t xml:space="preserve">这就是为什么我只是告诉你们——因为这个项目需要这么多人来组织。这是肯定的。所以你们可以去问〔人名待核〕——因为我们会帮你们找一些人。一些语言专家、一些领域专家不需要长期参与，不是整个项目全程；也许只要半年，也许九个月就够了，用于培训、用于检查数据语料是否正确。所以我认为你们方至少是一个 30 人的团队。但你们可以邀请一些你们的学生、一些大学教师来参与——一些短期任务。</w:t>
+        <w:t xml:space="preserve">徐唯（讯飞）：</w:t>
+      </w:r>
+      <w:r>
+        <w:rPr>
+          <w:rFonts w:ascii="微软雅黑" w:cs="微软雅黑" w:eastAsia="微软雅黑" w:hAnsi="微软雅黑"/>
+          <w:b w:val="false"/>
+          <w:bCs w:val="false"/>
+          <w:color w:val="1D1D1A"/>
+          <w:sz w:val="21"/>
+          <w:szCs w:val="21"/>
+        </w:rPr>
+        <w:t xml:space="preserve">这就是为什么我只是告诉你们——因为这个项目需要这么多人来组织。这是肯定的。所以你们可以去问〔Sarah？人名待核〕——因为我们会帮你们找一些人。一些语言专家、一些领域专家不需要长期参与，不是整个项目全程；也许只要半年，也许九个月就够了，用于培训、用于检查数据语料是否正确。所以我认为你们方至少是一个 30 人的团队。但你们可以邀请一些你们的学生、一些大学教师来参与——一些短期任务。</w:t>
       </w:r>
     </w:p>
     <w:p>
@@ -5437,7 +5627,7 @@
           <w:sz w:val="21"/>
           <w:szCs w:val="21"/>
         </w:rPr>
-        <w:t xml:space="preserve">RNP：</w:t>
+        <w:t xml:space="preserve">RNP·现场·项目：</w:t>
       </w:r>
       <w:r>
         <w:rPr>
@@ -5466,7 +5656,7 @@
           <w:sz w:val="21"/>
           <w:szCs w:val="21"/>
         </w:rPr>
-        <w:t xml:space="preserve">讯飞：</w:t>
+        <w:t xml:space="preserve">徐唯（讯飞）：</w:t>
       </w:r>
       <w:r>
         <w:rPr>
@@ -5495,7 +5685,7 @@
           <w:sz w:val="21"/>
           <w:szCs w:val="21"/>
         </w:rPr>
-        <w:t xml:space="preserve">讯飞：</w:t>
+        <w:t xml:space="preserve">陈昊（讯飞）：</w:t>
       </w:r>
       <w:r>
         <w:rPr>
@@ -5524,7 +5714,7 @@
           <w:sz w:val="21"/>
           <w:szCs w:val="21"/>
         </w:rPr>
-        <w:t xml:space="preserve">讯飞：</w:t>
+        <w:t xml:space="preserve">徐唯（讯飞）：</w:t>
       </w:r>
       <w:r>
         <w:rPr>
@@ -5553,7 +5743,7 @@
           <w:sz w:val="21"/>
           <w:szCs w:val="21"/>
         </w:rPr>
-        <w:t xml:space="preserve">讯飞：</w:t>
+        <w:t xml:space="preserve">陈昊（讯飞）：</w:t>
       </w:r>
       <w:r>
         <w:rPr>
@@ -5610,36 +5800,36 @@
           <w:sz w:val="21"/>
           <w:szCs w:val="21"/>
         </w:rPr>
-        <w:t xml:space="preserve">RNP：</w:t>
-      </w:r>
-      <w:r>
-        <w:rPr>
-          <w:rFonts w:ascii="微软雅黑" w:cs="微软雅黑" w:eastAsia="微软雅黑" w:hAnsi="微软雅黑"/>
-          <w:b w:val="false"/>
-          <w:bCs w:val="false"/>
-          <w:color w:val="1D1D1A"/>
-          <w:sz w:val="21"/>
-          <w:szCs w:val="21"/>
-        </w:rPr>
-        <w:t xml:space="preserve">一个问题。我一直在和华为方的同事一起梳理华为项目的全部培训，我们停在了讯飞这一层。所以现在我们更清楚这次培训包含什么了。但我想，结合刚才同事所说的，我们需要保证人员的画像和技能在整个项目中是一致的。因为我理解有些人会贯穿这个项目的所有层级工作，也有些人不是这样。所以我必须保证那些贯穿所有层级工作的人，经过我们在这个项目里决定的所有层级。比如：第一层是华为培训；之后第二层是讯飞培训。</w:t>
-      </w:r>
-    </w:p>
-    <w:p>
-      <w:pPr>
-        <w:keepNext w:val="false"/>
-        <w:spacing w:after="100" w:line="330"/>
-        <w:ind w:left="600" w:hanging="600"/>
-      </w:pPr>
-      <w:r>
-        <w:rPr>
-          <w:rFonts w:ascii="微软雅黑" w:cs="微软雅黑" w:eastAsia="微软雅黑" w:hAnsi="微软雅黑"/>
-          <w:b/>
-          <w:bCs/>
-          <w:color w:val="0057A8"/>
-          <w:sz w:val="21"/>
-          <w:szCs w:val="21"/>
-        </w:rPr>
-        <w:t xml:space="preserve">RNP：</w:t>
+        <w:t xml:space="preserve">Leandro（RNP）：</w:t>
+      </w:r>
+      <w:r>
+        <w:rPr>
+          <w:rFonts w:ascii="微软雅黑" w:cs="微软雅黑" w:eastAsia="微软雅黑" w:hAnsi="微软雅黑"/>
+          <w:b w:val="false"/>
+          <w:bCs w:val="false"/>
+          <w:color w:val="1D1D1A"/>
+          <w:sz w:val="21"/>
+          <w:szCs w:val="21"/>
+        </w:rPr>
+        <w:t xml:space="preserve">一个问题。我一直在和 Luis 与 Lisa 一起梳理华为项目的全部培训，我们停在了讯飞这一层。所以现在我们更清楚这次培训包含什么了。但我想，结合 Marcelo 刚才所说的，我们需要保证人员的画像和技能在整个项目中是一致的。因为我理解有些人会贯穿这个项目的所有层级工作，也有些人不是这样。所以我必须保证那些贯穿所有层级工作的人，经过我们在这个项目里决定的所有层级。比如：第一层是华为培训；之后第二层是讯飞培训。</w:t>
+      </w:r>
+    </w:p>
+    <w:p>
+      <w:pPr>
+        <w:keepNext w:val="false"/>
+        <w:spacing w:after="100" w:line="330"/>
+        <w:ind w:left="600" w:hanging="600"/>
+      </w:pPr>
+      <w:r>
+        <w:rPr>
+          <w:rFonts w:ascii="微软雅黑" w:cs="微软雅黑" w:eastAsia="微软雅黑" w:hAnsi="微软雅黑"/>
+          <w:b/>
+          <w:bCs/>
+          <w:color w:val="0057A8"/>
+          <w:sz w:val="21"/>
+          <w:szCs w:val="21"/>
+        </w:rPr>
+        <w:t xml:space="preserve">Leandro（RNP）：</w:t>
       </w:r>
       <w:r>
         <w:rPr>
@@ -5668,7 +5858,7 @@
           <w:sz w:val="21"/>
           <w:szCs w:val="21"/>
         </w:rPr>
-        <w:t xml:space="preserve">讯飞：</w:t>
+        <w:t xml:space="preserve">陈昊（讯飞）：</w:t>
       </w:r>
       <w:r>
         <w:rPr>
@@ -5697,7 +5887,7 @@
           <w:sz w:val="21"/>
           <w:szCs w:val="21"/>
         </w:rPr>
-        <w:t xml:space="preserve">RNP：</w:t>
+        <w:t xml:space="preserve">Leandro（RNP）：</w:t>
       </w:r>
       <w:r>
         <w:rPr>
@@ -5726,7 +5916,7 @@
           <w:sz w:val="21"/>
           <w:szCs w:val="21"/>
         </w:rPr>
-        <w:t xml:space="preserve">讯飞：</w:t>
+        <w:t xml:space="preserve">陈昊（讯飞）：</w:t>
       </w:r>
       <w:r>
         <w:rPr>
@@ -5755,7 +5945,7 @@
           <w:sz w:val="21"/>
           <w:szCs w:val="21"/>
         </w:rPr>
-        <w:t xml:space="preserve">RNP：</w:t>
+        <w:t xml:space="preserve">Leandro（RNP）：</w:t>
       </w:r>
       <w:r>
         <w:rPr>
@@ -5784,7 +5974,7 @@
           <w:sz w:val="21"/>
           <w:szCs w:val="21"/>
         </w:rPr>
-        <w:t xml:space="preserve">讯飞：</w:t>
+        <w:t xml:space="preserve">陈昊（讯飞）：</w:t>
       </w:r>
       <w:r>
         <w:rPr>
@@ -5841,7 +6031,7 @@
           <w:sz w:val="21"/>
           <w:szCs w:val="21"/>
         </w:rPr>
-        <w:t xml:space="preserve">讯飞：</w:t>
+        <w:t xml:space="preserve">徐唯（讯飞）：</w:t>
       </w:r>
       <w:r>
         <w:rPr>
@@ -5870,7 +6060,7 @@
           <w:sz w:val="21"/>
           <w:szCs w:val="21"/>
         </w:rPr>
-        <w:t xml:space="preserve">RNP：</w:t>
+        <w:t xml:space="preserve">RNP·现场·项目：</w:t>
       </w:r>
       <w:r>
         <w:rPr>
@@ -5899,7 +6089,7 @@
           <w:sz w:val="21"/>
           <w:szCs w:val="21"/>
         </w:rPr>
-        <w:t xml:space="preserve">讯飞：</w:t>
+        <w:t xml:space="preserve">徐唯（讯飞）：</w:t>
       </w:r>
       <w:r>
         <w:rPr>
@@ -5938,25 +6128,25 @@
           <w:sz w:val="20"/>
           <w:szCs w:val="20"/>
         </w:rPr>
-        <w:t xml:space="preserve">　休息期间，讯飞方告知已收到巴西子公司的 CNPJ 证书时，RNP 方询问</w:t>
-      </w:r>
-    </w:p>
-    <w:p>
-      <w:pPr>
-        <w:keepNext w:val="false"/>
-        <w:spacing w:after="100" w:line="330"/>
-        <w:ind w:left="600" w:hanging="600"/>
-      </w:pPr>
-      <w:r>
-        <w:rPr>
-          <w:rFonts w:ascii="微软雅黑" w:cs="微软雅黑" w:eastAsia="微软雅黑" w:hAnsi="微软雅黑"/>
-          <w:b/>
-          <w:bCs/>
-          <w:color w:val="0057A8"/>
-          <w:sz w:val="21"/>
-          <w:szCs w:val="21"/>
-        </w:rPr>
-        <w:t xml:space="preserve">RNP：</w:t>
+        <w:t xml:space="preserve">　休息期间，陈昊告知已收到巴西子公司的 CNPJ 证书时，RNP 方询问</w:t>
+      </w:r>
+    </w:p>
+    <w:p>
+      <w:pPr>
+        <w:keepNext w:val="false"/>
+        <w:spacing w:after="100" w:line="330"/>
+        <w:ind w:left="600" w:hanging="600"/>
+      </w:pPr>
+      <w:r>
+        <w:rPr>
+          <w:rFonts w:ascii="微软雅黑" w:cs="微软雅黑" w:eastAsia="微软雅黑" w:hAnsi="微软雅黑"/>
+          <w:b/>
+          <w:bCs/>
+          <w:color w:val="0057A8"/>
+          <w:sz w:val="21"/>
+          <w:szCs w:val="21"/>
+        </w:rPr>
+        <w:t xml:space="preserve">RNP·现场·项目：</w:t>
       </w:r>
       <w:r>
         <w:rPr>
@@ -6013,7 +6203,7 @@
           <w:sz w:val="21"/>
           <w:szCs w:val="21"/>
         </w:rPr>
-        <w:t xml:space="preserve">RNP：</w:t>
+        <w:t xml:space="preserve">Leandro（RNP）：</w:t>
       </w:r>
       <w:r>
         <w:rPr>
@@ -6042,7 +6232,7 @@
           <w:sz w:val="21"/>
           <w:szCs w:val="21"/>
         </w:rPr>
-        <w:t xml:space="preserve">华为：</w:t>
+        <w:t xml:space="preserve">华为·培训负责人：</w:t>
       </w:r>
       <w:r>
         <w:rPr>
@@ -6128,7 +6318,7 @@
           <w:sz w:val="21"/>
           <w:szCs w:val="21"/>
         </w:rPr>
-        <w:t xml:space="preserve">RNP：</w:t>
+        <w:t xml:space="preserve">Leandro（RNP）：</w:t>
       </w:r>
       <w:r>
         <w:rPr>
@@ -6157,7 +6347,7 @@
           <w:sz w:val="21"/>
           <w:szCs w:val="21"/>
         </w:rPr>
-        <w:t xml:space="preserve">华为：</w:t>
+        <w:t xml:space="preserve">华为·培训负责人：</w:t>
       </w:r>
       <w:r>
         <w:rPr>
@@ -6214,7 +6404,7 @@
           <w:sz w:val="21"/>
           <w:szCs w:val="21"/>
         </w:rPr>
-        <w:t xml:space="preserve">RNP：</w:t>
+        <w:t xml:space="preserve">Leandro（RNP）：</w:t>
       </w:r>
       <w:r>
         <w:rPr>
@@ -6243,7 +6433,7 @@
           <w:sz w:val="21"/>
           <w:szCs w:val="21"/>
         </w:rPr>
-        <w:t xml:space="preserve">RNP：</w:t>
+        <w:t xml:space="preserve">RNP·现场·技术：</w:t>
       </w:r>
       <w:r>
         <w:rPr>
@@ -6272,7 +6462,7 @@
           <w:sz w:val="21"/>
           <w:szCs w:val="21"/>
         </w:rPr>
-        <w:t xml:space="preserve">华为：</w:t>
+        <w:t xml:space="preserve">华为·培训负责人：</w:t>
       </w:r>
       <w:r>
         <w:rPr>
@@ -6301,7 +6491,7 @@
           <w:sz w:val="21"/>
           <w:szCs w:val="21"/>
         </w:rPr>
-        <w:t xml:space="preserve">华为：</w:t>
+        <w:t xml:space="preserve">华为·培训负责人：</w:t>
       </w:r>
       <w:r>
         <w:rPr>
@@ -6330,7 +6520,7 @@
           <w:sz w:val="21"/>
           <w:szCs w:val="21"/>
         </w:rPr>
-        <w:t xml:space="preserve">RNP：</w:t>
+        <w:t xml:space="preserve">RNP·现场·技术：</w:t>
       </w:r>
       <w:r>
         <w:rPr>
@@ -6359,7 +6549,7 @@
           <w:sz w:val="21"/>
           <w:szCs w:val="21"/>
         </w:rPr>
-        <w:t xml:space="preserve">RNP：</w:t>
+        <w:t xml:space="preserve">Leandro（RNP）：</w:t>
       </w:r>
       <w:r>
         <w:rPr>
@@ -6388,7 +6578,7 @@
           <w:sz w:val="21"/>
           <w:szCs w:val="21"/>
         </w:rPr>
-        <w:t xml:space="preserve">讯飞：</w:t>
+        <w:t xml:space="preserve">徐唯（讯飞）：</w:t>
       </w:r>
       <w:r>
         <w:rPr>
@@ -6417,7 +6607,7 @@
           <w:sz w:val="21"/>
           <w:szCs w:val="21"/>
         </w:rPr>
-        <w:t xml:space="preserve">华为：</w:t>
+        <w:t xml:space="preserve">华为·培训负责人：</w:t>
       </w:r>
       <w:r>
         <w:rPr>
@@ -6446,7 +6636,7 @@
           <w:sz w:val="21"/>
           <w:szCs w:val="21"/>
         </w:rPr>
-        <w:t xml:space="preserve">讯飞：</w:t>
+        <w:t xml:space="preserve">徐唯（讯飞）：</w:t>
       </w:r>
       <w:r>
         <w:rPr>
@@ -6503,7 +6693,7 @@
           <w:sz w:val="21"/>
           <w:szCs w:val="21"/>
         </w:rPr>
-        <w:t xml:space="preserve">RNP：</w:t>
+        <w:t xml:space="preserve">Leandro（RNP）：</w:t>
       </w:r>
       <w:r>
         <w:rPr>
@@ -6532,7 +6722,7 @@
           <w:sz w:val="21"/>
           <w:szCs w:val="21"/>
         </w:rPr>
-        <w:t xml:space="preserve">讯飞：</w:t>
+        <w:t xml:space="preserve">徐唯（讯飞）：</w:t>
       </w:r>
       <w:r>
         <w:rPr>
@@ -6561,7 +6751,7 @@
           <w:sz w:val="21"/>
           <w:szCs w:val="21"/>
         </w:rPr>
-        <w:t xml:space="preserve">RNP：</w:t>
+        <w:t xml:space="preserve">Leandro（RNP）：</w:t>
       </w:r>
       <w:r>
         <w:rPr>
@@ -6618,7 +6808,7 @@
           <w:sz w:val="21"/>
           <w:szCs w:val="21"/>
         </w:rPr>
-        <w:t xml:space="preserve">RNP：</w:t>
+        <w:t xml:space="preserve">Leandro（RNP）：</w:t>
       </w:r>
       <w:r>
         <w:rPr>
@@ -6647,7 +6837,7 @@
           <w:sz w:val="21"/>
           <w:szCs w:val="21"/>
         </w:rPr>
-        <w:t xml:space="preserve">讯飞：</w:t>
+        <w:t xml:space="preserve">徐唯（讯飞）：</w:t>
       </w:r>
       <w:r>
         <w:rPr>
@@ -6704,7 +6894,7 @@
           <w:sz w:val="21"/>
           <w:szCs w:val="21"/>
         </w:rPr>
-        <w:t xml:space="preserve">华为：</w:t>
+        <w:t xml:space="preserve">华为·培训负责人：</w:t>
       </w:r>
       <w:r>
         <w:rPr>
@@ -6733,7 +6923,7 @@
           <w:sz w:val="21"/>
           <w:szCs w:val="21"/>
         </w:rPr>
-        <w:t xml:space="preserve">RNP：</w:t>
+        <w:t xml:space="preserve">Leandro（RNP）：</w:t>
       </w:r>
       <w:r>
         <w:rPr>
@@ -6762,7 +6952,7 @@
           <w:sz w:val="21"/>
           <w:szCs w:val="21"/>
         </w:rPr>
-        <w:t xml:space="preserve">华为：</w:t>
+        <w:t xml:space="preserve">华为·培训负责人：</w:t>
       </w:r>
       <w:r>
         <w:rPr>
@@ -6791,7 +6981,7 @@
           <w:sz w:val="21"/>
           <w:szCs w:val="21"/>
         </w:rPr>
-        <w:t xml:space="preserve">RNP：</w:t>
+        <w:t xml:space="preserve">Leandro（RNP）：</w:t>
       </w:r>
       <w:r>
         <w:rPr>
@@ -6820,7 +7010,7 @@
           <w:sz w:val="21"/>
           <w:szCs w:val="21"/>
         </w:rPr>
-        <w:t xml:space="preserve">华为：</w:t>
+        <w:t xml:space="preserve">华为·培训负责人：</w:t>
       </w:r>
       <w:r>
         <w:rPr>
@@ -6849,7 +7039,7 @@
           <w:sz w:val="21"/>
           <w:szCs w:val="21"/>
         </w:rPr>
-        <w:t xml:space="preserve">RNP：</w:t>
+        <w:t xml:space="preserve">Leandro（RNP）：</w:t>
       </w:r>
       <w:r>
         <w:rPr>
@@ -6906,7 +7096,7 @@
           <w:sz w:val="21"/>
           <w:szCs w:val="21"/>
         </w:rPr>
-        <w:t xml:space="preserve">RNP：</w:t>
+        <w:t xml:space="preserve">RNP·现场·项目：</w:t>
       </w:r>
       <w:r>
         <w:rPr>
@@ -6935,7 +7125,7 @@
           <w:sz w:val="21"/>
           <w:szCs w:val="21"/>
         </w:rPr>
-        <w:t xml:space="preserve">RNP：</w:t>
+        <w:t xml:space="preserve">Leandro（RNP）：</w:t>
       </w:r>
       <w:r>
         <w:rPr>
@@ -6964,7 +7154,7 @@
           <w:sz w:val="21"/>
           <w:szCs w:val="21"/>
         </w:rPr>
-        <w:t xml:space="preserve">RNP：</w:t>
+        <w:t xml:space="preserve">Leandro（RNP）：</w:t>
       </w:r>
       <w:r>
         <w:rPr>
@@ -6993,7 +7183,7 @@
           <w:sz w:val="21"/>
           <w:szCs w:val="21"/>
         </w:rPr>
-        <w:t xml:space="preserve">华为：</w:t>
+        <w:t xml:space="preserve">华为·培训负责人：</w:t>
       </w:r>
       <w:r>
         <w:rPr>
@@ -7022,7 +7212,7 @@
           <w:sz w:val="21"/>
           <w:szCs w:val="21"/>
         </w:rPr>
-        <w:t xml:space="preserve">华为：</w:t>
+        <w:t xml:space="preserve">华为·培训负责人：</w:t>
       </w:r>
       <w:r>
         <w:rPr>
@@ -7051,7 +7241,7 @@
           <w:sz w:val="21"/>
           <w:szCs w:val="21"/>
         </w:rPr>
-        <w:t xml:space="preserve">华为：</w:t>
+        <w:t xml:space="preserve">华为·培训负责人：</w:t>
       </w:r>
       <w:r>
         <w:rPr>
@@ -7108,7 +7298,7 @@
           <w:sz w:val="21"/>
           <w:szCs w:val="21"/>
         </w:rPr>
-        <w:t xml:space="preserve">RNP：</w:t>
+        <w:t xml:space="preserve">Leandro（RNP）：</w:t>
       </w:r>
       <w:r>
         <w:rPr>
@@ -7137,7 +7327,7 @@
           <w:sz w:val="21"/>
           <w:szCs w:val="21"/>
         </w:rPr>
-        <w:t xml:space="preserve">华为：</w:t>
+        <w:t xml:space="preserve">华为·培训负责人：</w:t>
       </w:r>
       <w:r>
         <w:rPr>
@@ -7166,7 +7356,7 @@
           <w:sz w:val="21"/>
           <w:szCs w:val="21"/>
         </w:rPr>
-        <w:t xml:space="preserve">华为：</w:t>
+        <w:t xml:space="preserve">华为·培训负责人：</w:t>
       </w:r>
       <w:r>
         <w:rPr>
@@ -7223,18 +7413,18 @@
           <w:sz w:val="21"/>
           <w:szCs w:val="21"/>
         </w:rPr>
-        <w:t xml:space="preserve">RNP：</w:t>
-      </w:r>
-      <w:r>
-        <w:rPr>
-          <w:rFonts w:ascii="微软雅黑" w:cs="微软雅黑" w:eastAsia="微软雅黑" w:hAnsi="微软雅黑"/>
-          <w:b w:val="false"/>
-          <w:bCs w:val="false"/>
-          <w:color w:val="1D1D1A"/>
-          <w:sz w:val="21"/>
-          <w:szCs w:val="21"/>
-        </w:rPr>
-        <w:t xml:space="preserve">我们已经讨论过的：内容会转移给 ESR，实验室可以用华为的。而课程已经被我们的项目负责人发送给部里的那份参考条款所覆盖。它被那里覆盖了。所以我们有一些必须做的调整，我不记得讯飞的培训是否包含在那个预算里。这一点我不确定。</w:t>
+        <w:t xml:space="preserve">Leandro（RNP）：</w:t>
+      </w:r>
+      <w:r>
+        <w:rPr>
+          <w:rFonts w:ascii="微软雅黑" w:cs="微软雅黑" w:eastAsia="微软雅黑" w:hAnsi="微软雅黑"/>
+          <w:b w:val="false"/>
+          <w:bCs w:val="false"/>
+          <w:color w:val="1D1D1A"/>
+          <w:sz w:val="21"/>
+          <w:szCs w:val="21"/>
+        </w:rPr>
+        <w:t xml:space="preserve">我们已经讨论过的：内容会转移给 ESR，实验室可以用华为的。而课程已经被 Iara 发送给部里的那份参考条款所覆盖。它被那里覆盖了。所以我们有一些必须做的调整，我不记得讯飞的培训是否包含在那个预算里。这一点我不确定。</w:t>
       </w:r>
     </w:p>
     <w:p>
@@ -7252,7 +7442,7 @@
           <w:sz w:val="21"/>
           <w:szCs w:val="21"/>
         </w:rPr>
-        <w:t xml:space="preserve">华为：</w:t>
+        <w:t xml:space="preserve">华为·培训负责人：</w:t>
       </w:r>
       <w:r>
         <w:rPr>
@@ -7281,7 +7471,7 @@
           <w:sz w:val="21"/>
           <w:szCs w:val="21"/>
         </w:rPr>
-        <w:t xml:space="preserve">讯飞：</w:t>
+        <w:t xml:space="preserve">徐唯（讯飞）：</w:t>
       </w:r>
       <w:r>
         <w:rPr>
@@ -7310,7 +7500,7 @@
           <w:sz w:val="21"/>
           <w:szCs w:val="21"/>
         </w:rPr>
-        <w:t xml:space="preserve">RNP：</w:t>
+        <w:t xml:space="preserve">Leandro（RNP）：</w:t>
       </w:r>
       <w:r>
         <w:rPr>
@@ -7339,7 +7529,7 @@
           <w:sz w:val="21"/>
           <w:szCs w:val="21"/>
         </w:rPr>
-        <w:t xml:space="preserve">华为：</w:t>
+        <w:t xml:space="preserve">华为·培训负责人：</w:t>
       </w:r>
       <w:r>
         <w:rPr>
@@ -7368,7 +7558,7 @@
           <w:sz w:val="21"/>
           <w:szCs w:val="21"/>
         </w:rPr>
-        <w:t xml:space="preserve">华为：</w:t>
+        <w:t xml:space="preserve">华为·培训负责人：</w:t>
       </w:r>
       <w:r>
         <w:rPr>
@@ -7397,7 +7587,7 @@
           <w:sz w:val="21"/>
           <w:szCs w:val="21"/>
         </w:rPr>
-        <w:t xml:space="preserve">RNP：</w:t>
+        <w:t xml:space="preserve">Leandro（RNP）：</w:t>
       </w:r>
       <w:r>
         <w:rPr>
@@ -7454,7 +7644,7 @@
           <w:sz w:val="21"/>
           <w:szCs w:val="21"/>
         </w:rPr>
-        <w:t xml:space="preserve">RNP：</w:t>
+        <w:t xml:space="preserve">RNP·现场·技术：</w:t>
       </w:r>
       <w:r>
         <w:rPr>
@@ -7483,7 +7673,7 @@
           <w:sz w:val="21"/>
           <w:szCs w:val="21"/>
         </w:rPr>
-        <w:t xml:space="preserve">讯飞：</w:t>
+        <w:t xml:space="preserve">徐唯（讯飞）：</w:t>
       </w:r>
       <w:r>
         <w:rPr>
@@ -7540,7 +7730,7 @@
           <w:sz w:val="21"/>
           <w:szCs w:val="21"/>
         </w:rPr>
-        <w:t xml:space="preserve">RNP：</w:t>
+        <w:t xml:space="preserve">RNP·现场·技术：</w:t>
       </w:r>
       <w:r>
         <w:rPr>
@@ -7569,7 +7759,7 @@
           <w:sz w:val="21"/>
           <w:szCs w:val="21"/>
         </w:rPr>
-        <w:t xml:space="preserve">讯飞：</w:t>
+        <w:t xml:space="preserve">徐唯（讯飞）：</w:t>
       </w:r>
       <w:r>
         <w:rPr>
@@ -7626,7 +7816,7 @@
           <w:sz w:val="21"/>
           <w:szCs w:val="21"/>
         </w:rPr>
-        <w:t xml:space="preserve">RNP：</w:t>
+        <w:t xml:space="preserve">RNP·现场·技术：</w:t>
       </w:r>
       <w:r>
         <w:rPr>
@@ -7655,7 +7845,7 @@
           <w:sz w:val="21"/>
           <w:szCs w:val="21"/>
         </w:rPr>
-        <w:t xml:space="preserve">讯飞：</w:t>
+        <w:t xml:space="preserve">徐唯（讯飞）：</w:t>
       </w:r>
       <w:r>
         <w:rPr>
@@ -7712,7 +7902,7 @@
           <w:sz w:val="21"/>
           <w:szCs w:val="21"/>
         </w:rPr>
-        <w:t xml:space="preserve">RNP：</w:t>
+        <w:t xml:space="preserve">RNP·现场·技术：</w:t>
       </w:r>
       <w:r>
         <w:rPr>
@@ -7741,7 +7931,7 @@
           <w:sz w:val="21"/>
           <w:szCs w:val="21"/>
         </w:rPr>
-        <w:t xml:space="preserve">讯飞：</w:t>
+        <w:t xml:space="preserve">赵祥（讯飞）：</w:t>
       </w:r>
       <w:r>
         <w:rPr>
@@ -7798,7 +7988,7 @@
           <w:sz w:val="21"/>
           <w:szCs w:val="21"/>
         </w:rPr>
-        <w:t xml:space="preserve">RNP：</w:t>
+        <w:t xml:space="preserve">RNP·现场·技术：</w:t>
       </w:r>
       <w:r>
         <w:rPr>
@@ -7827,7 +8017,7 @@
           <w:sz w:val="21"/>
           <w:szCs w:val="21"/>
         </w:rPr>
-        <w:t xml:space="preserve">RNP：</w:t>
+        <w:t xml:space="preserve">RNP·现场·技术：</w:t>
       </w:r>
       <w:r>
         <w:rPr>
@@ -7856,7 +8046,7 @@
           <w:sz w:val="21"/>
           <w:szCs w:val="21"/>
         </w:rPr>
-        <w:t xml:space="preserve">讯飞：</w:t>
+        <w:t xml:space="preserve">徐唯（讯飞）：</w:t>
       </w:r>
       <w:r>
         <w:rPr>
@@ -7913,7 +8103,7 @@
           <w:sz w:val="21"/>
           <w:szCs w:val="21"/>
         </w:rPr>
-        <w:t xml:space="preserve">RNP：</w:t>
+        <w:t xml:space="preserve">RNP·现场·技术：</w:t>
       </w:r>
       <w:r>
         <w:rPr>
@@ -7942,7 +8132,7 @@
           <w:sz w:val="21"/>
           <w:szCs w:val="21"/>
         </w:rPr>
-        <w:t xml:space="preserve">讯飞：</w:t>
+        <w:t xml:space="preserve">徐唯（讯飞）：</w:t>
       </w:r>
       <w:r>
         <w:rPr>
@@ -7971,7 +8161,7 @@
           <w:sz w:val="21"/>
           <w:szCs w:val="21"/>
         </w:rPr>
-        <w:t xml:space="preserve">RNP：</w:t>
+        <w:t xml:space="preserve">Iara?（RNP）：</w:t>
       </w:r>
       <w:r>
         <w:rPr>
@@ -8000,36 +8190,36 @@
           <w:sz w:val="21"/>
           <w:szCs w:val="21"/>
         </w:rPr>
-        <w:t xml:space="preserve">RNP：</w:t>
-      </w:r>
-      <w:r>
-        <w:rPr>
-          <w:rFonts w:ascii="微软雅黑" w:cs="微软雅黑" w:eastAsia="微软雅黑" w:hAnsi="微软雅黑"/>
-          <w:b w:val="false"/>
-          <w:bCs w:val="false"/>
-          <w:color w:val="1D1D1A"/>
-          <w:sz w:val="21"/>
-          <w:szCs w:val="21"/>
-        </w:rPr>
-        <w:t xml:space="preserve">如果所有的语义——信息性的、学科性的——这对领域语言模型会非常有帮助。而不是 PDF。</w:t>
-      </w:r>
-    </w:p>
-    <w:p>
-      <w:pPr>
-        <w:keepNext w:val="false"/>
-        <w:spacing w:after="100" w:line="330"/>
-        <w:ind w:left="600" w:hanging="600"/>
-      </w:pPr>
-      <w:r>
-        <w:rPr>
-          <w:rFonts w:ascii="微软雅黑" w:cs="微软雅黑" w:eastAsia="微软雅黑" w:hAnsi="微软雅黑"/>
-          <w:b/>
-          <w:bCs/>
-          <w:color w:val="C00000"/>
-          <w:sz w:val="21"/>
-          <w:szCs w:val="21"/>
-        </w:rPr>
-        <w:t xml:space="preserve">讯飞：</w:t>
+        <w:t xml:space="preserve">Iara?（RNP）：</w:t>
+      </w:r>
+      <w:r>
+        <w:rPr>
+          <w:rFonts w:ascii="微软雅黑" w:cs="微软雅黑" w:eastAsia="微软雅黑" w:hAnsi="微软雅黑"/>
+          <w:b w:val="false"/>
+          <w:bCs w:val="false"/>
+          <w:color w:val="1D1D1A"/>
+          <w:sz w:val="21"/>
+          <w:szCs w:val="21"/>
+        </w:rPr>
+        <w:t xml:space="preserve">我们的数据是带元数据的。带着所有的语义——信息性的、学科性的——这对领域语言模型会非常有帮助。而不是 PDF。</w:t>
+      </w:r>
+    </w:p>
+    <w:p>
+      <w:pPr>
+        <w:keepNext w:val="false"/>
+        <w:spacing w:after="100" w:line="330"/>
+        <w:ind w:left="600" w:hanging="600"/>
+      </w:pPr>
+      <w:r>
+        <w:rPr>
+          <w:rFonts w:ascii="微软雅黑" w:cs="微软雅黑" w:eastAsia="微软雅黑" w:hAnsi="微软雅黑"/>
+          <w:b/>
+          <w:bCs/>
+          <w:color w:val="C00000"/>
+          <w:sz w:val="21"/>
+          <w:szCs w:val="21"/>
+        </w:rPr>
+        <w:t xml:space="preserve">徐唯（讯飞）：</w:t>
       </w:r>
       <w:r>
         <w:rPr>
@@ -8058,7 +8248,7 @@
           <w:sz w:val="21"/>
           <w:szCs w:val="21"/>
         </w:rPr>
-        <w:t xml:space="preserve">RNP：</w:t>
+        <w:t xml:space="preserve">Iara?（RNP）：</w:t>
       </w:r>
       <w:r>
         <w:rPr>
@@ -8087,7 +8277,7 @@
           <w:sz w:val="21"/>
           <w:szCs w:val="21"/>
         </w:rPr>
-        <w:t xml:space="preserve">RNP：</w:t>
+        <w:t xml:space="preserve">Iara?（RNP）：</w:t>
       </w:r>
       <w:r>
         <w:rPr>
@@ -8116,7 +8306,7 @@
           <w:sz w:val="21"/>
           <w:szCs w:val="21"/>
         </w:rPr>
-        <w:t xml:space="preserve">讯飞：</w:t>
+        <w:t xml:space="preserve">徐唯（讯飞）：</w:t>
       </w:r>
       <w:r>
         <w:rPr>
@@ -8145,7 +8335,7 @@
           <w:sz w:val="21"/>
           <w:szCs w:val="21"/>
         </w:rPr>
-        <w:t xml:space="preserve">讯飞：</w:t>
+        <w:t xml:space="preserve">陈昊（讯飞）：</w:t>
       </w:r>
       <w:r>
         <w:rPr>
@@ -8174,7 +8364,7 @@
           <w:sz w:val="21"/>
           <w:szCs w:val="21"/>
         </w:rPr>
-        <w:t xml:space="preserve">RNP：</w:t>
+        <w:t xml:space="preserve">Iara?（RNP）：</w:t>
       </w:r>
       <w:r>
         <w:rPr>
@@ -8203,7 +8393,7 @@
           <w:sz w:val="21"/>
           <w:szCs w:val="21"/>
         </w:rPr>
-        <w:t xml:space="preserve">讯飞：</w:t>
+        <w:t xml:space="preserve">徐唯（讯飞）：</w:t>
       </w:r>
       <w:r>
         <w:rPr>
@@ -8260,7 +8450,7 @@
           <w:sz w:val="21"/>
           <w:szCs w:val="21"/>
         </w:rPr>
-        <w:t xml:space="preserve">RNP：</w:t>
+        <w:t xml:space="preserve">RNP·现场·技术：</w:t>
       </w:r>
       <w:r>
         <w:rPr>
@@ -8289,7 +8479,7 @@
           <w:sz w:val="21"/>
           <w:szCs w:val="21"/>
         </w:rPr>
-        <w:t xml:space="preserve">讯飞：</w:t>
+        <w:t xml:space="preserve">徐唯（讯飞）：</w:t>
       </w:r>
       <w:r>
         <w:rPr>
@@ -8318,7 +8508,7 @@
           <w:sz w:val="21"/>
           <w:szCs w:val="21"/>
         </w:rPr>
-        <w:t xml:space="preserve">RNP：</w:t>
+        <w:t xml:space="preserve">RNP·现场·技术：</w:t>
       </w:r>
       <w:r>
         <w:rPr>
@@ -8347,7 +8537,7 @@
           <w:sz w:val="21"/>
           <w:szCs w:val="21"/>
         </w:rPr>
-        <w:t xml:space="preserve">讯飞：</w:t>
+        <w:t xml:space="preserve">徐唯（讯飞）：</w:t>
       </w:r>
       <w:r>
         <w:rPr>
@@ -8376,7 +8566,7 @@
           <w:sz w:val="21"/>
           <w:szCs w:val="21"/>
         </w:rPr>
-        <w:t xml:space="preserve">讯飞：</w:t>
+        <w:t xml:space="preserve">徐唯（讯飞）：</w:t>
       </w:r>
       <w:r>
         <w:rPr>
@@ -8405,7 +8595,7 @@
           <w:sz w:val="21"/>
           <w:szCs w:val="21"/>
         </w:rPr>
-        <w:t xml:space="preserve">RNP：</w:t>
+        <w:t xml:space="preserve">RNP·现场·技术：</w:t>
       </w:r>
       <w:r>
         <w:rPr>
@@ -8434,7 +8624,7 @@
           <w:sz w:val="21"/>
           <w:szCs w:val="21"/>
         </w:rPr>
-        <w:t xml:space="preserve">讯飞：</w:t>
+        <w:t xml:space="preserve">徐唯（讯飞）：</w:t>
       </w:r>
       <w:r>
         <w:rPr>
@@ -8463,7 +8653,7 @@
           <w:sz w:val="21"/>
           <w:szCs w:val="21"/>
         </w:rPr>
-        <w:t xml:space="preserve">RNP：</w:t>
+        <w:t xml:space="preserve">RNP·现场·技术：</w:t>
       </w:r>
       <w:r>
         <w:rPr>
@@ -8492,7 +8682,7 @@
           <w:sz w:val="21"/>
           <w:szCs w:val="21"/>
         </w:rPr>
-        <w:t xml:space="preserve">讯飞：</w:t>
+        <w:t xml:space="preserve">徐唯（讯飞）：</w:t>
       </w:r>
       <w:r>
         <w:rPr>
@@ -8521,7 +8711,7 @@
           <w:sz w:val="21"/>
           <w:szCs w:val="21"/>
         </w:rPr>
-        <w:t xml:space="preserve">讯飞：</w:t>
+        <w:t xml:space="preserve">陈昊（讯飞）：</w:t>
       </w:r>
       <w:r>
         <w:rPr>
@@ -8578,7 +8768,7 @@
           <w:sz w:val="21"/>
           <w:szCs w:val="21"/>
         </w:rPr>
-        <w:t xml:space="preserve">RNP：</w:t>
+        <w:t xml:space="preserve">RNP·现场·技术：</w:t>
       </w:r>
       <w:r>
         <w:rPr>
@@ -8607,7 +8797,7 @@
           <w:sz w:val="21"/>
           <w:szCs w:val="21"/>
         </w:rPr>
-        <w:t xml:space="preserve">讯飞：</w:t>
+        <w:t xml:space="preserve">陈昊（讯飞）：</w:t>
       </w:r>
       <w:r>
         <w:rPr>
@@ -8636,7 +8826,7 @@
           <w:sz w:val="21"/>
           <w:szCs w:val="21"/>
         </w:rPr>
-        <w:t xml:space="preserve">讯飞：</w:t>
+        <w:t xml:space="preserve">陈昊（讯飞）：</w:t>
       </w:r>
       <w:r>
         <w:rPr>
@@ -8665,7 +8855,7 @@
           <w:sz w:val="21"/>
           <w:szCs w:val="21"/>
         </w:rPr>
-        <w:t xml:space="preserve">RNP：</w:t>
+        <w:t xml:space="preserve">RNP·现场·技术：</w:t>
       </w:r>
       <w:r>
         <w:rPr>
@@ -8722,7 +8912,7 @@
           <w:sz w:val="21"/>
           <w:szCs w:val="21"/>
         </w:rPr>
-        <w:t xml:space="preserve">RNP：</w:t>
+        <w:t xml:space="preserve">RNP·现场·技术：</w:t>
       </w:r>
       <w:r>
         <w:rPr>
@@ -8751,7 +8941,7 @@
           <w:sz w:val="21"/>
           <w:szCs w:val="21"/>
         </w:rPr>
-        <w:t xml:space="preserve">讯飞：</w:t>
+        <w:t xml:space="preserve">徐唯（讯飞）：</w:t>
       </w:r>
       <w:r>
         <w:rPr>
@@ -8780,7 +8970,7 @@
           <w:sz w:val="21"/>
           <w:szCs w:val="21"/>
         </w:rPr>
-        <w:t xml:space="preserve">讯飞：</w:t>
+        <w:t xml:space="preserve">徐唯（讯飞）：</w:t>
       </w:r>
       <w:r>
         <w:rPr>
@@ -8809,7 +8999,7 @@
           <w:sz w:val="21"/>
           <w:szCs w:val="21"/>
         </w:rPr>
-        <w:t xml:space="preserve">RNP：</w:t>
+        <w:t xml:space="preserve">RNP·现场·技术：</w:t>
       </w:r>
       <w:r>
         <w:rPr>
@@ -8838,7 +9028,7 @@
           <w:sz w:val="21"/>
           <w:szCs w:val="21"/>
         </w:rPr>
-        <w:t xml:space="preserve">讯飞：</w:t>
+        <w:t xml:space="preserve">徐唯（讯飞）：</w:t>
       </w:r>
       <w:r>
         <w:rPr>
@@ -8895,36 +9085,36 @@
           <w:sz w:val="21"/>
           <w:szCs w:val="21"/>
         </w:rPr>
-        <w:t xml:space="preserve">RNP：</w:t>
-      </w:r>
-      <w:r>
-        <w:rPr>
-          <w:rFonts w:ascii="微软雅黑" w:cs="微软雅黑" w:eastAsia="微软雅黑" w:hAnsi="微软雅黑"/>
-          <w:b w:val="false"/>
-          <w:bCs w:val="false"/>
-          <w:color w:val="1D1D1A"/>
-          <w:sz w:val="21"/>
-          <w:szCs w:val="21"/>
-        </w:rPr>
-        <w:t xml:space="preserve">我的关切是，比如——你们说"让我们培训人来做这个"。在我看来，培训人来操作这个平台是不对的。这是一个非常高层的抽象。如果你不能修改平台来适配新的开源模型和各种库等等——那学习怎么用它就不值得。任何一个孩子都能打开文件、用这些文件做各种事。这不是我们需要的那种培训。</w:t>
-      </w:r>
-    </w:p>
-    <w:p>
-      <w:pPr>
-        <w:keepNext w:val="false"/>
-        <w:spacing w:after="100" w:line="330"/>
-        <w:ind w:left="600" w:hanging="600"/>
-      </w:pPr>
-      <w:r>
-        <w:rPr>
-          <w:rFonts w:ascii="微软雅黑" w:cs="微软雅黑" w:eastAsia="微软雅黑" w:hAnsi="微软雅黑"/>
-          <w:b/>
-          <w:bCs/>
-          <w:color w:val="0057A8"/>
-          <w:sz w:val="21"/>
-          <w:szCs w:val="21"/>
-        </w:rPr>
-        <w:t xml:space="preserve">RNP：</w:t>
+        <w:t xml:space="preserve">RNP·现场·技术：</w:t>
+      </w:r>
+      <w:r>
+        <w:rPr>
+          <w:rFonts w:ascii="微软雅黑" w:cs="微软雅黑" w:eastAsia="微软雅黑" w:hAnsi="微软雅黑"/>
+          <w:b w:val="false"/>
+          <w:bCs w:val="false"/>
+          <w:color w:val="1D1D1A"/>
+          <w:sz w:val="21"/>
+          <w:szCs w:val="21"/>
+        </w:rPr>
+        <w:t xml:space="preserve">我的关切是，比如——你们说"让我们培训人来做这个"。在我看来，培训人来操作这个平台是不对的。这是一个非常高层的抽象。如果你不能修改平台来适配新的开源模型和各种库等等——那学习怎么用它就不值得。任何一个孩子都能打开文件、用这些文件做各种事。这不是我们的工程师该接受的那种培训。</w:t>
+      </w:r>
+    </w:p>
+    <w:p>
+      <w:pPr>
+        <w:keepNext w:val="false"/>
+        <w:spacing w:after="100" w:line="330"/>
+        <w:ind w:left="600" w:hanging="600"/>
+      </w:pPr>
+      <w:r>
+        <w:rPr>
+          <w:rFonts w:ascii="微软雅黑" w:cs="微软雅黑" w:eastAsia="微软雅黑" w:hAnsi="微软雅黑"/>
+          <w:b/>
+          <w:bCs/>
+          <w:color w:val="0057A8"/>
+          <w:sz w:val="21"/>
+          <w:szCs w:val="21"/>
+        </w:rPr>
+        <w:t xml:space="preserve">RNP·现场·技术：</w:t>
       </w:r>
       <w:r>
         <w:rPr>
@@ -8953,7 +9143,7 @@
           <w:sz w:val="21"/>
           <w:szCs w:val="21"/>
         </w:rPr>
-        <w:t xml:space="preserve">讯飞：</w:t>
+        <w:t xml:space="preserve">徐唯（讯飞）：</w:t>
       </w:r>
       <w:r>
         <w:rPr>
@@ -8982,7 +9172,7 @@
           <w:sz w:val="21"/>
           <w:szCs w:val="21"/>
         </w:rPr>
-        <w:t xml:space="preserve">RNP：</w:t>
+        <w:t xml:space="preserve">RNP·现场·技术：</w:t>
       </w:r>
       <w:r>
         <w:rPr>
@@ -9011,7 +9201,7 @@
           <w:sz w:val="21"/>
           <w:szCs w:val="21"/>
         </w:rPr>
-        <w:t xml:space="preserve">讯飞：</w:t>
+        <w:t xml:space="preserve">陈昊（讯飞）：</w:t>
       </w:r>
       <w:r>
         <w:rPr>
@@ -9068,7 +9258,7 @@
           <w:sz w:val="21"/>
           <w:szCs w:val="21"/>
         </w:rPr>
-        <w:t xml:space="preserve">RNP：</w:t>
+        <w:t xml:space="preserve">RNP·现场·技术：</w:t>
       </w:r>
       <w:r>
         <w:rPr>
@@ -9097,7 +9287,7 @@
           <w:sz w:val="21"/>
           <w:szCs w:val="21"/>
         </w:rPr>
-        <w:t xml:space="preserve">讯飞：</w:t>
+        <w:t xml:space="preserve">陈昊（讯飞）：</w:t>
       </w:r>
       <w:r>
         <w:rPr>
@@ -9126,7 +9316,7 @@
           <w:sz w:val="21"/>
           <w:szCs w:val="21"/>
         </w:rPr>
-        <w:t xml:space="preserve">RNP：</w:t>
+        <w:t xml:space="preserve">RNP·现场·技术：</w:t>
       </w:r>
       <w:r>
         <w:rPr>
@@ -9155,7 +9345,7 @@
           <w:sz w:val="21"/>
           <w:szCs w:val="21"/>
         </w:rPr>
-        <w:t xml:space="preserve">讯飞：</w:t>
+        <w:t xml:space="preserve">陈昊（讯飞）：</w:t>
       </w:r>
       <w:r>
         <w:rPr>
@@ -9184,7 +9374,7 @@
           <w:sz w:val="21"/>
           <w:szCs w:val="21"/>
         </w:rPr>
-        <w:t xml:space="preserve">RNP：</w:t>
+        <w:t xml:space="preserve">RNP·现场·技术：</w:t>
       </w:r>
       <w:r>
         <w:rPr>
@@ -9213,36 +9403,65 @@
           <w:sz w:val="21"/>
           <w:szCs w:val="21"/>
         </w:rPr>
-        <w:t xml:space="preserve">讯飞：</w:t>
-      </w:r>
-      <w:r>
-        <w:rPr>
-          <w:rFonts w:ascii="微软雅黑" w:cs="微软雅黑" w:eastAsia="微软雅黑" w:hAnsi="微软雅黑"/>
-          <w:b w:val="false"/>
-          <w:bCs w:val="false"/>
-          <w:color w:val="1D1D1A"/>
-          <w:sz w:val="21"/>
-          <w:szCs w:val="21"/>
-        </w:rPr>
-        <w:t xml:space="preserve">雇人来参与。所以没问题，可以讨论。非常欢迎你们来我们这边。你们甚至可以加入我们的开发者团队。我们需要想出一些办法来解决经费问题，然后让中国的研讨项目运作起来。另外，还有一些项目你们可以参加——在那个项目之前先加入我们的开发者项目。这需要你们来组织。甚至在项目启动之前，你们就可以开始一些开发者预备培训。</w:t>
-      </w:r>
-    </w:p>
-    <w:p>
-      <w:pPr>
-        <w:keepNext w:val="false"/>
-        <w:spacing w:after="100" w:line="330"/>
-        <w:ind w:left="600" w:hanging="600"/>
-      </w:pPr>
-      <w:r>
-        <w:rPr>
-          <w:rFonts w:ascii="微软雅黑" w:cs="微软雅黑" w:eastAsia="微软雅黑" w:hAnsi="微软雅黑"/>
-          <w:b/>
-          <w:bCs/>
-          <w:color w:val="C00000"/>
-          <w:sz w:val="21"/>
-          <w:szCs w:val="21"/>
-        </w:rPr>
-        <w:t xml:space="preserve">讯飞：</w:t>
+        <w:t xml:space="preserve">陈昊（讯飞）：</w:t>
+      </w:r>
+      <w:r>
+        <w:rPr>
+          <w:rFonts w:ascii="微软雅黑" w:cs="微软雅黑" w:eastAsia="微软雅黑" w:hAnsi="微软雅黑"/>
+          <w:b w:val="false"/>
+          <w:bCs w:val="false"/>
+          <w:color w:val="1D1D1A"/>
+          <w:sz w:val="21"/>
+          <w:szCs w:val="21"/>
+        </w:rPr>
+        <w:t xml:space="preserve">雇人来参与。所以没问题，可以讨论。非常欢迎你们来我们这边。你们甚至可以加入我们的开发者团队。我们需要想出一些办法来解决经费问题，然后让——</w:t>
+      </w:r>
+    </w:p>
+    <w:p>
+      <w:pPr>
+        <w:keepNext w:val="false"/>
+        <w:spacing w:after="100" w:line="330"/>
+        <w:ind w:left="600" w:hanging="600"/>
+      </w:pPr>
+      <w:r>
+        <w:rPr>
+          <w:rFonts w:ascii="微软雅黑" w:cs="微软雅黑" w:eastAsia="微软雅黑" w:hAnsi="微软雅黑"/>
+          <w:b/>
+          <w:bCs/>
+          <w:color w:val="C00000"/>
+          <w:sz w:val="21"/>
+          <w:szCs w:val="21"/>
+        </w:rPr>
+        <w:t xml:space="preserve">徐唯（讯飞）：</w:t>
+      </w:r>
+      <w:r>
+        <w:rPr>
+          <w:rFonts w:ascii="微软雅黑" w:cs="微软雅黑" w:eastAsia="微软雅黑" w:hAnsi="微软雅黑"/>
+          <w:b w:val="false"/>
+          <w:bCs w:val="false"/>
+          <w:color w:val="1D1D1A"/>
+          <w:sz w:val="21"/>
+          <w:szCs w:val="21"/>
+        </w:rPr>
+        <w:t xml:space="preserve">——中国的研讨项目运作起来。另外，还有一些项目你们可以参加——在那个项目之前先加入我们的开发者项目。这需要你们来组织。甚至在项目启动之前，你们就可以开始一些开发者预备培训。</w:t>
+      </w:r>
+    </w:p>
+    <w:p>
+      <w:pPr>
+        <w:keepNext w:val="false"/>
+        <w:spacing w:after="100" w:line="330"/>
+        <w:ind w:left="600" w:hanging="600"/>
+      </w:pPr>
+      <w:r>
+        <w:rPr>
+          <w:rFonts w:ascii="微软雅黑" w:cs="微软雅黑" w:eastAsia="微软雅黑" w:hAnsi="微软雅黑"/>
+          <w:b/>
+          <w:bCs/>
+          <w:color w:val="C00000"/>
+          <w:sz w:val="21"/>
+          <w:szCs w:val="21"/>
+        </w:rPr>
+        <w:t xml:space="preserve">徐唯（讯飞）：</w:t>
       </w:r>
       <w:r>
         <w:rPr>
@@ -9299,7 +9518,7 @@
           <w:sz w:val="21"/>
           <w:szCs w:val="21"/>
         </w:rPr>
-        <w:t xml:space="preserve">RNP：</w:t>
+        <w:t xml:space="preserve">RNP·现场·技术：</w:t>
       </w:r>
       <w:r>
         <w:rPr>
@@ -9328,7 +9547,7 @@
           <w:sz w:val="21"/>
           <w:szCs w:val="21"/>
         </w:rPr>
-        <w:t xml:space="preserve">讯飞：</w:t>
+        <w:t xml:space="preserve">徐唯（讯飞）：</w:t>
       </w:r>
       <w:r>
         <w:rPr>
@@ -9357,7 +9576,7 @@
           <w:sz w:val="21"/>
           <w:szCs w:val="21"/>
         </w:rPr>
-        <w:t xml:space="preserve">讯飞：</w:t>
+        <w:t xml:space="preserve">徐唯（讯飞）：</w:t>
       </w:r>
       <w:r>
         <w:rPr>
@@ -9386,7 +9605,7 @@
           <w:sz w:val="21"/>
           <w:szCs w:val="21"/>
         </w:rPr>
-        <w:t xml:space="preserve">RNP：</w:t>
+        <w:t xml:space="preserve">RNP·现场·技术：</w:t>
       </w:r>
       <w:r>
         <w:rPr>
@@ -9415,7 +9634,7 @@
           <w:sz w:val="21"/>
           <w:szCs w:val="21"/>
         </w:rPr>
-        <w:t xml:space="preserve">讯飞：</w:t>
+        <w:t xml:space="preserve">徐唯（讯飞）：</w:t>
       </w:r>
       <w:r>
         <w:rPr>
@@ -9444,7 +9663,7 @@
           <w:sz w:val="21"/>
           <w:szCs w:val="21"/>
         </w:rPr>
-        <w:t xml:space="preserve">讯飞：</w:t>
+        <w:t xml:space="preserve">徐唯（讯飞）：</w:t>
       </w:r>
       <w:r>
         <w:rPr>
@@ -9501,7 +9720,7 @@
           <w:sz w:val="21"/>
           <w:szCs w:val="21"/>
         </w:rPr>
-        <w:t xml:space="preserve">RNP：</w:t>
+        <w:t xml:space="preserve">RNP·现场·技术：</w:t>
       </w:r>
       <w:r>
         <w:rPr>
@@ -9530,7 +9749,7 @@
           <w:sz w:val="21"/>
           <w:szCs w:val="21"/>
         </w:rPr>
-        <w:t xml:space="preserve">讯飞：</w:t>
+        <w:t xml:space="preserve">徐唯（讯飞）：</w:t>
       </w:r>
       <w:r>
         <w:rPr>
@@ -9587,7 +9806,7 @@
           <w:sz w:val="21"/>
           <w:szCs w:val="21"/>
         </w:rPr>
-        <w:t xml:space="preserve">RNP：</w:t>
+        <w:t xml:space="preserve">RNP·现场·技术：</w:t>
       </w:r>
       <w:r>
         <w:rPr>
@@ -9616,7 +9835,7 @@
           <w:sz w:val="21"/>
           <w:szCs w:val="21"/>
         </w:rPr>
-        <w:t xml:space="preserve">讯飞：</w:t>
+        <w:t xml:space="preserve">徐唯（讯飞）：</w:t>
       </w:r>
       <w:r>
         <w:rPr>
@@ -9673,7 +9892,7 @@
           <w:sz w:val="21"/>
           <w:szCs w:val="21"/>
         </w:rPr>
-        <w:t xml:space="preserve">RNP：</w:t>
+        <w:t xml:space="preserve">RNP·现场·项目：</w:t>
       </w:r>
       <w:r>
         <w:rPr>
@@ -9702,7 +9921,7 @@
           <w:sz w:val="21"/>
           <w:szCs w:val="21"/>
         </w:rPr>
-        <w:t xml:space="preserve">讯飞：</w:t>
+        <w:t xml:space="preserve">陈昊（讯飞）：</w:t>
       </w:r>
       <w:r>
         <w:rPr>
@@ -9731,7 +9950,7 @@
           <w:sz w:val="21"/>
           <w:szCs w:val="21"/>
         </w:rPr>
-        <w:t xml:space="preserve">RNP：</w:t>
+        <w:t xml:space="preserve">RNP·现场·项目：</w:t>
       </w:r>
       <w:r>
         <w:rPr>
@@ -9760,7 +9979,7 @@
           <w:sz w:val="21"/>
           <w:szCs w:val="21"/>
         </w:rPr>
-        <w:t xml:space="preserve">讯飞：</w:t>
+        <w:t xml:space="preserve">陈昊（讯飞）：</w:t>
       </w:r>
       <w:r>
         <w:rPr>
@@ -9789,7 +10008,7 @@
           <w:sz w:val="21"/>
           <w:szCs w:val="21"/>
         </w:rPr>
-        <w:t xml:space="preserve">RNP：</w:t>
+        <w:t xml:space="preserve">RNP·现场·项目：</w:t>
       </w:r>
       <w:r>
         <w:rPr>
@@ -9818,7 +10037,7 @@
           <w:sz w:val="21"/>
           <w:szCs w:val="21"/>
         </w:rPr>
-        <w:t xml:space="preserve">RNP：</w:t>
+        <w:t xml:space="preserve">RNP·现场·项目：</w:t>
       </w:r>
       <w:r>
         <w:rPr>
@@ -9847,7 +10066,7 @@
           <w:sz w:val="21"/>
           <w:szCs w:val="21"/>
         </w:rPr>
-        <w:t xml:space="preserve">讯飞：</w:t>
+        <w:t xml:space="preserve">徐唯（讯飞）：</w:t>
       </w:r>
       <w:r>
         <w:rPr>
@@ -9904,7 +10123,7 @@
           <w:sz w:val="21"/>
           <w:szCs w:val="21"/>
         </w:rPr>
-        <w:t xml:space="preserve">RNP：</w:t>
+        <w:t xml:space="preserve">RNP·现场·项目：</w:t>
       </w:r>
       <w:r>
         <w:rPr>
@@ -9933,7 +10152,7 @@
           <w:sz w:val="21"/>
           <w:szCs w:val="21"/>
         </w:rPr>
-        <w:t xml:space="preserve">讯飞：</w:t>
+        <w:t xml:space="preserve">徐唯（讯飞）：</w:t>
       </w:r>
       <w:r>
         <w:rPr>
@@ -9962,7 +10181,7 @@
           <w:sz w:val="21"/>
           <w:szCs w:val="21"/>
         </w:rPr>
-        <w:t xml:space="preserve">讯飞：</w:t>
+        <w:t xml:space="preserve">陈昊（讯飞）：</w:t>
       </w:r>
       <w:r>
         <w:rPr>
@@ -9991,7 +10210,7 @@
           <w:sz w:val="21"/>
           <w:szCs w:val="21"/>
         </w:rPr>
-        <w:t xml:space="preserve">RNP：</w:t>
+        <w:t xml:space="preserve">RNP·现场·技术：</w:t>
       </w:r>
       <w:r>
         <w:rPr>
@@ -10020,7 +10239,7 @@
           <w:sz w:val="21"/>
           <w:szCs w:val="21"/>
         </w:rPr>
-        <w:t xml:space="preserve">讯飞：</w:t>
+        <w:t xml:space="preserve">徐唯（讯飞）：</w:t>
       </w:r>
       <w:r>
         <w:rPr>
@@ -10049,7 +10268,7 @@
           <w:sz w:val="21"/>
           <w:szCs w:val="21"/>
         </w:rPr>
-        <w:t xml:space="preserve">RNP：</w:t>
+        <w:t xml:space="preserve">RNP·现场·项目：</w:t>
       </w:r>
       <w:r>
         <w:rPr>
@@ -10078,7 +10297,7 @@
           <w:sz w:val="21"/>
           <w:szCs w:val="21"/>
         </w:rPr>
-        <w:t xml:space="preserve">讯飞：</w:t>
+        <w:t xml:space="preserve">陈昊（讯飞）：</w:t>
       </w:r>
       <w:r>
         <w:rPr>
@@ -10135,36 +10354,65 @@
           <w:sz w:val="21"/>
           <w:szCs w:val="21"/>
         </w:rPr>
-        <w:t xml:space="preserve">RNP：</w:t>
-      </w:r>
-      <w:r>
-        <w:rPr>
-          <w:rFonts w:ascii="微软雅黑" w:cs="微软雅黑" w:eastAsia="微软雅黑" w:hAnsi="微软雅黑"/>
-          <w:b w:val="false"/>
-          <w:bCs w:val="false"/>
-          <w:color w:val="1D1D1A"/>
-          <w:sz w:val="21"/>
-          <w:szCs w:val="21"/>
-        </w:rPr>
-        <w:t xml:space="preserve">谢谢。做个对比——我们在另一个项目里做过。我们有培训课程，也有一些面向学生的挑战赛，让他们开发一个 agent 或类似的东西，作为培训项目的一部分。像黑客松。我不知道你们有没有类似的东西。黑客松——这是关于运营的。为了让社区参与进来、产生真实的应用。我认为让人们参与到过程中是有战略意义的。</w:t>
-      </w:r>
-    </w:p>
-    <w:p>
-      <w:pPr>
-        <w:keepNext w:val="false"/>
-        <w:spacing w:after="100" w:line="330"/>
-        <w:ind w:left="600" w:hanging="600"/>
-      </w:pPr>
-      <w:r>
-        <w:rPr>
-          <w:rFonts w:ascii="微软雅黑" w:cs="微软雅黑" w:eastAsia="微软雅黑" w:hAnsi="微软雅黑"/>
-          <w:b/>
-          <w:bCs/>
-          <w:color w:val="C00000"/>
-          <w:sz w:val="21"/>
-          <w:szCs w:val="21"/>
-        </w:rPr>
-        <w:t xml:space="preserve">讯飞：</w:t>
+        <w:t xml:space="preserve">RNP·现场·项目：</w:t>
+      </w:r>
+      <w:r>
+        <w:rPr>
+          <w:rFonts w:ascii="微软雅黑" w:cs="微软雅黑" w:eastAsia="微软雅黑" w:hAnsi="微软雅黑"/>
+          <w:b w:val="false"/>
+          <w:bCs w:val="false"/>
+          <w:color w:val="1D1D1A"/>
+          <w:sz w:val="21"/>
+          <w:szCs w:val="21"/>
+        </w:rPr>
+        <w:t xml:space="preserve">谢谢。做个对比——我们在另一个项目里做过。我们有培训课程，也有一些挑战赛——</w:t>
+      </w:r>
+    </w:p>
+    <w:p>
+      <w:pPr>
+        <w:keepNext w:val="false"/>
+        <w:spacing w:after="100" w:line="330"/>
+        <w:ind w:left="600" w:hanging="600"/>
+      </w:pPr>
+      <w:r>
+        <w:rPr>
+          <w:rFonts w:ascii="微软雅黑" w:cs="微软雅黑" w:eastAsia="微软雅黑" w:hAnsi="微软雅黑"/>
+          <w:b/>
+          <w:bCs/>
+          <w:color w:val="0057A8"/>
+          <w:sz w:val="21"/>
+          <w:szCs w:val="21"/>
+        </w:rPr>
+        <w:t xml:space="preserve">Rafael?（RNP）：</w:t>
+      </w:r>
+      <w:r>
+        <w:rPr>
+          <w:rFonts w:ascii="微软雅黑" w:cs="微软雅黑" w:eastAsia="微软雅黑" w:hAnsi="微软雅黑"/>
+          <w:b w:val="false"/>
+          <w:bCs w:val="false"/>
+          <w:color w:val="1D1D1A"/>
+          <w:sz w:val="21"/>
+          <w:szCs w:val="21"/>
+        </w:rPr>
+        <w:t xml:space="preserve">——面向学生的，让他们开发一个 agent 或类似的东西，作为培训项目的一部分。像黑客松。我不知道你们有没有类似的东西。黑客松——这是关于运营的。为了让社区参与进来、产生真实的应用。我认为让人们参与到过程中是有战略意义的。</w:t>
+      </w:r>
+    </w:p>
+    <w:p>
+      <w:pPr>
+        <w:keepNext w:val="false"/>
+        <w:spacing w:after="100" w:line="330"/>
+        <w:ind w:left="600" w:hanging="600"/>
+      </w:pPr>
+      <w:r>
+        <w:rPr>
+          <w:rFonts w:ascii="微软雅黑" w:cs="微软雅黑" w:eastAsia="微软雅黑" w:hAnsi="微软雅黑"/>
+          <w:b/>
+          <w:bCs/>
+          <w:color w:val="C00000"/>
+          <w:sz w:val="21"/>
+          <w:szCs w:val="21"/>
+        </w:rPr>
+        <w:t xml:space="preserve">陈昊（讯飞）：</w:t>
       </w:r>
       <w:r>
         <w:rPr>
@@ -10193,7 +10441,7 @@
           <w:sz w:val="21"/>
           <w:szCs w:val="21"/>
         </w:rPr>
-        <w:t xml:space="preserve">讯飞：</w:t>
+        <w:t xml:space="preserve">陈昊（讯飞）：</w:t>
       </w:r>
       <w:r>
         <w:rPr>
@@ -10222,7 +10470,7 @@
           <w:sz w:val="21"/>
           <w:szCs w:val="21"/>
         </w:rPr>
-        <w:t xml:space="preserve">讯飞：</w:t>
+        <w:t xml:space="preserve">陈昊（讯飞）：</w:t>
       </w:r>
       <w:r>
         <w:rPr>

--- a/会议问答-逐问逐答干净版-20260909-RNP-Scope交流.docx
+++ b/会议问答-逐问逐答干净版-20260909-RNP-Scope交流.docx
@@ -4689,7 +4689,7 @@
           <w:sz w:val="21"/>
           <w:szCs w:val="21"/>
         </w:rPr>
-        <w:t xml:space="preserve">在其他系统里我们有针对每个用户的专门功能——比如你会看到活动记录，你还剩多少 token，你能用多少。我们可以控制 token，你能用多少 token。当然我们需要有一个层来控制这一点。我们会计算每一个的配额和用量。</w:t>
+        <w:t xml:space="preserve">在其他系统里我们有针对每个用户的专门功能——比如你会看到活动记录，你还剩多少 token，你能用多少。我们可以控制 token，你能用多少 token。当然我们需要有一个层来控制这一点。我们会计算每一个用户的配额和用量。</w:t>
       </w:r>
     </w:p>
     <w:p>
@@ -7827,7 +7827,7 @@
           <w:sz w:val="21"/>
           <w:szCs w:val="21"/>
         </w:rPr>
-        <w:t xml:space="preserve">但在你之前的屏幕上，我看到可以上传。可以批量上传表格类数据吗？</w:t>
+        <w:t xml:space="preserve">但在你之前的屏幕上，我看到可以上传。可以批量上传表格类数据吗？我可能有几千个文件。</w:t>
       </w:r>
     </w:p>
     <w:p>
